--- a/otchety/Связи и соединения (Joins).docx
+++ b/otchety/Связи и соединения (Joins).docx
@@ -1,33 +1,48 @@
 
 <file path=word/document.xml><?xml version="1.0" encoding="utf-8"?>
-<w:document xmlns:wpc="http://schemas.microsoft.com/office/word/2010/wordprocessingCanvas" xmlns:cx="http://schemas.microsoft.com/office/drawing/2014/chartex" xmlns:cx1="http://schemas.microsoft.com/office/drawing/2015/9/8/chartex" xmlns:cx2="http://schemas.microsoft.com/office/drawing/2015/10/21/chartex" xmlns:cx3="http://schemas.microsoft.com/office/drawing/2016/5/9/chartex" xmlns:cx4="http://schemas.microsoft.com/office/drawing/2016/5/10/chartex" xmlns:cx5="http://schemas.microsoft.com/office/drawing/2016/5/11/chartex" xmlns:cx6="http://schemas.microsoft.com/office/drawing/2016/5/12/chartex" xmlns:cx7="http://schemas.microsoft.com/office/drawing/2016/5/13/chartex" xmlns:cx8="http://schemas.microsoft.com/office/drawing/2016/5/14/chartex" xmlns:mc="http://schemas.openxmlformats.org/markup-compatibility/2006" xmlns:aink="http://schemas.microsoft.com/office/drawing/2016/ink" xmlns:am3d="http://schemas.microsoft.com/office/drawing/2017/model3d" xmlns:o="urn:schemas-microsoft-com:office:office" xmlns:oel="http://schemas.microsoft.com/office/2019/extlst" xmlns:r="http://schemas.openxmlformats.org/officeDocument/2006/relationships" xmlns:m="http://schemas.openxmlformats.org/officeDocument/2006/math" xmlns:v="urn:schemas-microsoft-com:vml" xmlns:wp14="http://schemas.microsoft.com/office/word/2010/wordprocessingDrawing" xmlns:wp="http://schemas.openxmlformats.org/drawingml/2006/wordprocessingDrawing" xmlns:w10="urn:schemas-microsoft-com:office:word" xmlns:w="http://schemas.openxmlformats.org/wordprocessingml/2006/main" xmlns:w14="http://schemas.microsoft.com/office/word/2010/wordml" xmlns:w15="http://schemas.microsoft.com/office/word/2012/wordml" xmlns:w16cex="http://schemas.microsoft.com/office/word/2018/wordml/cex" xmlns:w16cid="http://schemas.microsoft.com/office/word/2016/wordml/cid" xmlns:w16="http://schemas.microsoft.com/office/word/2018/wordml" xmlns:w16sdtdh="http://schemas.microsoft.com/office/word/2020/wordml/sdtdatahash" xmlns:w16se="http://schemas.microsoft.com/office/word/2015/wordml/symex" xmlns:wpg="http://schemas.microsoft.com/office/word/2010/wordprocessingGroup" xmlns:wpi="http://schemas.microsoft.com/office/word/2010/wordprocessingInk" xmlns:wne="http://schemas.microsoft.com/office/word/2006/wordml" xmlns:wps="http://schemas.microsoft.com/office/word/2010/wordprocessingShape" mc:Ignorable="w14 w15 w16se w16cid w16 w16cex w16sdtdh wp14">
+<w:document xmlns:wpc="http://schemas.microsoft.com/office/word/2010/wordprocessingCanvas" xmlns:mc="http://schemas.openxmlformats.org/markup-compatibility/2006" xmlns:o="urn:schemas-microsoft-com:office:office" xmlns:r="http://schemas.openxmlformats.org/officeDocument/2006/relationships" xmlns:m="http://schemas.openxmlformats.org/officeDocument/2006/math" xmlns:v="urn:schemas-microsoft-com:vml" xmlns:wp14="http://schemas.microsoft.com/office/word/2010/wordprocessingDrawing" xmlns:wp="http://schemas.openxmlformats.org/drawingml/2006/wordprocessingDrawing" xmlns:w10="urn:schemas-microsoft-com:office:word" xmlns:w="http://schemas.openxmlformats.org/wordprocessingml/2006/main" xmlns:w14="http://schemas.microsoft.com/office/word/2010/wordml" xmlns:w15="http://schemas.microsoft.com/office/word/2012/wordml" xmlns:wpg="http://schemas.microsoft.com/office/word/2010/wordprocessingGroup" xmlns:wpi="http://schemas.microsoft.com/office/word/2010/wordprocessingInk" xmlns:wne="http://schemas.microsoft.com/office/word/2006/wordml" xmlns:wps="http://schemas.microsoft.com/office/word/2010/wordprocessingShape" mc:Ignorable="w14 w15 wp14">
   <w:body>
     <w:p>
       <w:pPr>
         <w:spacing w:after="0" w:line="240" w:lineRule="auto"/>
         <w:ind w:firstLine="680"/>
         <w:jc w:val="both"/>
-      </w:pPr>
-      <w:r>
-        <w:t>Название лабораторной работы</w:t>
-      </w:r>
-      <w:r>
-        <w:t xml:space="preserve">: </w:t>
-      </w:r>
-      <w:proofErr w:type="spellStart"/>
-      <w:r>
+        <w:rPr>
+          <w:b/>
+        </w:rPr>
+      </w:pPr>
+      <w:r>
+        <w:rPr>
+          <w:b/>
+        </w:rPr>
+        <w:t xml:space="preserve">Название лабораторной работы: </w:t>
+      </w:r>
+      <w:proofErr w:type="spellStart"/>
+      <w:r>
+        <w:rPr>
+          <w:b/>
+        </w:rPr>
         <w:t>PostgreSQL</w:t>
       </w:r>
       <w:proofErr w:type="spellEnd"/>
       <w:r>
+        <w:rPr>
+          <w:b/>
+        </w:rPr>
         <w:t>: Связи и соединения (</w:t>
       </w:r>
       <w:proofErr w:type="spellStart"/>
       <w:r>
+        <w:rPr>
+          <w:b/>
+        </w:rPr>
         <w:t>Joins</w:t>
       </w:r>
       <w:proofErr w:type="spellEnd"/>
       <w:r>
+        <w:rPr>
+          <w:b/>
+        </w:rPr>
         <w:t>).</w:t>
       </w:r>
     </w:p>
@@ -36,7 +51,7 @@
         <w:spacing w:after="0" w:line="240" w:lineRule="auto"/>
         <w:jc w:val="both"/>
         <w:rPr>
-          <w:lang w:val="en-US"/>
+          <w:b/>
         </w:rPr>
       </w:pPr>
     </w:p>
@@ -45,21 +60,53 @@
         <w:spacing w:after="0" w:line="240" w:lineRule="auto"/>
         <w:ind w:firstLine="680"/>
         <w:jc w:val="both"/>
-      </w:pPr>
-      <w:r>
-        <w:t>Цель работы</w:t>
-      </w:r>
-      <w:r>
-        <w:t xml:space="preserve">: </w:t>
-      </w:r>
-      <w:r>
-        <w:t>Изучение связей и методов соединения между таблицами.</w:t>
-      </w:r>
-    </w:p>
-    <w:p>
-      <w:pPr>
-        <w:spacing w:after="0" w:line="240" w:lineRule="auto"/>
-        <w:jc w:val="both"/>
+        <w:rPr>
+          <w:b/>
+        </w:rPr>
+      </w:pPr>
+      <w:r>
+        <w:rPr>
+          <w:b/>
+        </w:rPr>
+        <w:t>Цель работы: Изучение связей и методов соединения между таблицами.</w:t>
+      </w:r>
+    </w:p>
+    <w:p>
+      <w:pPr>
+        <w:spacing w:after="0" w:line="240" w:lineRule="auto"/>
+        <w:jc w:val="both"/>
+        <w:rPr>
+          <w:b/>
+          <w:bCs/>
+        </w:rPr>
+      </w:pPr>
+    </w:p>
+    <w:p>
+      <w:pPr>
+        <w:pStyle w:val="a7"/>
+        <w:spacing w:after="0" w:line="240" w:lineRule="auto"/>
+        <w:jc w:val="both"/>
+        <w:rPr>
+          <w:b/>
+          <w:bCs/>
+          <w:lang w:val="kk-KZ"/>
+        </w:rPr>
+      </w:pPr>
+      <w:r>
+        <w:rPr>
+          <w:b/>
+          <w:bCs/>
+        </w:rPr>
+        <w:t>Этапы задания</w:t>
+      </w:r>
+    </w:p>
+    <w:p>
+      <w:pPr>
+        <w:spacing w:after="0" w:line="240" w:lineRule="auto"/>
+        <w:jc w:val="both"/>
+        <w:rPr>
+          <w:b/>
+        </w:rPr>
       </w:pPr>
     </w:p>
     <w:p>
@@ -71,16 +118,56 @@
         </w:numPr>
         <w:spacing w:after="0" w:line="240" w:lineRule="auto"/>
         <w:jc w:val="both"/>
-      </w:pPr>
-      <w:r>
-        <w:t xml:space="preserve">Создание таблиц с ограничениями внешнего ключа (Foreign Key </w:t>
-      </w:r>
-      <w:proofErr w:type="spellStart"/>
-      <w:r>
+        <w:rPr>
+          <w:b/>
+        </w:rPr>
+      </w:pPr>
+      <w:r>
+        <w:rPr>
+          <w:b/>
+        </w:rPr>
+        <w:t>Создание таблиц с ограничениями внешнего ключа (</w:t>
+      </w:r>
+      <w:proofErr w:type="spellStart"/>
+      <w:r>
+        <w:rPr>
+          <w:b/>
+        </w:rPr>
+        <w:t>Foreign</w:t>
+      </w:r>
+      <w:proofErr w:type="spellEnd"/>
+      <w:r>
+        <w:rPr>
+          <w:b/>
+        </w:rPr>
+        <w:t xml:space="preserve"> </w:t>
+      </w:r>
+      <w:proofErr w:type="spellStart"/>
+      <w:r>
+        <w:rPr>
+          <w:b/>
+        </w:rPr>
+        <w:t>Key</w:t>
+      </w:r>
+      <w:proofErr w:type="spellEnd"/>
+      <w:r>
+        <w:rPr>
+          <w:b/>
+        </w:rPr>
+        <w:t xml:space="preserve"> </w:t>
+      </w:r>
+      <w:proofErr w:type="spellStart"/>
+      <w:r>
+        <w:rPr>
+          <w:b/>
+        </w:rPr>
         <w:t>Constraints</w:t>
       </w:r>
       <w:proofErr w:type="spellEnd"/>
       <w:r>
+        <w:rPr>
+          <w:b/>
+        </w:rPr>
         <w:t>)</w:t>
       </w:r>
     </w:p>
@@ -106,7 +193,14 @@
           <w:b/>
           <w:bCs/>
         </w:rPr>
-        <w:t>Краткое описание выполненного задания</w:t>
+        <w:t xml:space="preserve">Краткое описание выполненного </w:t>
+      </w:r>
+      <w:r>
+        <w:rPr>
+          <w:b/>
+          <w:bCs/>
+        </w:rPr>
+        <w:t>этапа</w:t>
       </w:r>
     </w:p>
     <w:p>
@@ -204,6 +298,7 @@
         <w:rPr>
           <w:b/>
           <w:bCs/>
+          <w:lang w:val="en-US"/>
         </w:rPr>
       </w:pPr>
       <w:r>
@@ -211,17 +306,33 @@
           <w:b/>
           <w:bCs/>
         </w:rPr>
-        <w:t>Использованные SQL-команды</w:t>
-      </w:r>
-    </w:p>
-    <w:p>
-      <w:pPr>
-        <w:spacing w:after="0" w:line="240" w:lineRule="auto"/>
-        <w:ind w:firstLine="708"/>
-        <w:jc w:val="both"/>
+        <w:t>Использованные</w:t>
+      </w:r>
+      <w:r>
         <w:rPr>
           <w:b/>
           <w:bCs/>
+          <w:lang w:val="en-US"/>
+        </w:rPr>
+        <w:t xml:space="preserve"> SQL-</w:t>
+      </w:r>
+      <w:r>
+        <w:rPr>
+          <w:b/>
+          <w:bCs/>
+        </w:rPr>
+        <w:t>команды</w:t>
+      </w:r>
+    </w:p>
+    <w:p>
+      <w:pPr>
+        <w:spacing w:after="0" w:line="240" w:lineRule="auto"/>
+        <w:ind w:firstLine="708"/>
+        <w:jc w:val="both"/>
+        <w:rPr>
+          <w:b/>
+          <w:bCs/>
+          <w:lang w:val="en-US"/>
         </w:rPr>
       </w:pPr>
     </w:p>
@@ -287,6 +398,7 @@
         <w:t xml:space="preserve">    </w:t>
       </w:r>
       <w:proofErr w:type="spellStart"/>
+      <w:proofErr w:type="gramStart"/>
       <w:r>
         <w:rPr>
           <w:lang w:val="en-US"/>
@@ -294,25 +406,44 @@
         <w:t>first_name</w:t>
       </w:r>
       <w:proofErr w:type="spellEnd"/>
-      <w:r>
-        <w:rPr>
-          <w:lang w:val="en-US"/>
-        </w:rPr>
-        <w:t xml:space="preserve"> </w:t>
-      </w:r>
+      <w:proofErr w:type="gramEnd"/>
+      <w:r>
+        <w:rPr>
+          <w:lang w:val="en-US"/>
+        </w:rPr>
+        <w:t xml:space="preserve"> VARCHAR(50) NOT NULL,</w:t>
+      </w:r>
+    </w:p>
+    <w:p>
+      <w:pPr>
+        <w:spacing w:after="0" w:line="240" w:lineRule="auto"/>
+        <w:ind w:firstLine="708"/>
+        <w:jc w:val="both"/>
+        <w:rPr>
+          <w:lang w:val="en-US"/>
+        </w:rPr>
+      </w:pPr>
+      <w:r>
+        <w:rPr>
+          <w:lang w:val="en-US"/>
+        </w:rPr>
+        <w:t xml:space="preserve">    </w:t>
+      </w:r>
+      <w:proofErr w:type="spellStart"/>
       <w:proofErr w:type="gramStart"/>
       <w:r>
         <w:rPr>
           <w:lang w:val="en-US"/>
         </w:rPr>
-        <w:t>VARCHAR(</w:t>
-      </w:r>
+        <w:t>last_name</w:t>
+      </w:r>
+      <w:proofErr w:type="spellEnd"/>
       <w:proofErr w:type="gramEnd"/>
       <w:r>
         <w:rPr>
           <w:lang w:val="en-US"/>
         </w:rPr>
-        <w:t>50) NOT NULL,</w:t>
+        <w:t xml:space="preserve"> VARCHAR(50) NOT NULL,</w:t>
       </w:r>
     </w:p>
     <w:p>
@@ -330,40 +461,71 @@
         </w:rPr>
         <w:t xml:space="preserve">    </w:t>
       </w:r>
-      <w:proofErr w:type="spellStart"/>
-      <w:r>
-        <w:rPr>
-          <w:lang w:val="en-US"/>
-        </w:rPr>
-        <w:t>last_name</w:t>
-      </w:r>
-      <w:proofErr w:type="spellEnd"/>
-      <w:r>
-        <w:rPr>
-          <w:lang w:val="en-US"/>
-        </w:rPr>
-        <w:t xml:space="preserve"> </w:t>
-      </w:r>
       <w:proofErr w:type="gramStart"/>
       <w:r>
         <w:rPr>
           <w:lang w:val="en-US"/>
         </w:rPr>
-        <w:t>VARCHAR(</w:t>
+        <w:t>email</w:t>
       </w:r>
       <w:proofErr w:type="gramEnd"/>
       <w:r>
         <w:rPr>
           <w:lang w:val="en-US"/>
         </w:rPr>
-        <w:t>50) NOT NULL,</w:t>
-      </w:r>
-    </w:p>
-    <w:p>
-      <w:pPr>
-        <w:spacing w:after="0" w:line="240" w:lineRule="auto"/>
-        <w:ind w:firstLine="708"/>
-        <w:jc w:val="both"/>
+        <w:t xml:space="preserve"> VARCHAR(100) UNIQUE</w:t>
+      </w:r>
+    </w:p>
+    <w:p>
+      <w:pPr>
+        <w:spacing w:after="0" w:line="240" w:lineRule="auto"/>
+        <w:ind w:firstLine="708"/>
+        <w:jc w:val="both"/>
+        <w:rPr>
+          <w:lang w:val="en-US"/>
+        </w:rPr>
+      </w:pPr>
+      <w:r>
+        <w:rPr>
+          <w:lang w:val="en-US"/>
+        </w:rPr>
+        <w:t>);</w:t>
+      </w:r>
+    </w:p>
+    <w:p>
+      <w:pPr>
+        <w:spacing w:after="0" w:line="240" w:lineRule="auto"/>
+        <w:ind w:firstLine="708"/>
+        <w:jc w:val="both"/>
+        <w:rPr>
+          <w:lang w:val="en-US"/>
+        </w:rPr>
+      </w:pPr>
+    </w:p>
+    <w:p>
+      <w:pPr>
+        <w:spacing w:after="0" w:line="240" w:lineRule="auto"/>
+        <w:ind w:firstLine="708"/>
+        <w:jc w:val="both"/>
+        <w:rPr>
+          <w:lang w:val="en-US"/>
+        </w:rPr>
+      </w:pPr>
+      <w:r>
+        <w:rPr>
+          <w:lang w:val="en-US"/>
+        </w:rPr>
+        <w:t>CREATE TABLE orders (</w:t>
+      </w:r>
+    </w:p>
+    <w:p>
+      <w:pPr>
+        <w:spacing w:after="0" w:line="240" w:lineRule="auto"/>
+        <w:ind w:firstLine="708"/>
+        <w:jc w:val="both"/>
+        <w:rPr>
+          <w:lang w:val="en-US"/>
+        </w:rPr>
       </w:pPr>
       <w:r>
         <w:rPr>
@@ -373,221 +535,144 @@
       </w:r>
       <w:proofErr w:type="spellStart"/>
       <w:r>
-        <w:t>email</w:t>
-      </w:r>
-      <w:proofErr w:type="spellEnd"/>
-      <w:r>
-        <w:t xml:space="preserve"> </w:t>
-      </w:r>
+        <w:rPr>
+          <w:lang w:val="en-US"/>
+        </w:rPr>
+        <w:t>order_id</w:t>
+      </w:r>
+      <w:proofErr w:type="spellEnd"/>
+      <w:r>
+        <w:rPr>
+          <w:lang w:val="en-US"/>
+        </w:rPr>
+        <w:t xml:space="preserve"> SERIAL PRIMARY KEY,</w:t>
+      </w:r>
+    </w:p>
+    <w:p>
+      <w:pPr>
+        <w:spacing w:after="0" w:line="240" w:lineRule="auto"/>
+        <w:ind w:firstLine="708"/>
+        <w:jc w:val="both"/>
+        <w:rPr>
+          <w:lang w:val="en-US"/>
+        </w:rPr>
+      </w:pPr>
+      <w:r>
+        <w:rPr>
+          <w:lang w:val="en-US"/>
+        </w:rPr>
+        <w:t xml:space="preserve">    </w:t>
+      </w:r>
+      <w:proofErr w:type="spellStart"/>
+      <w:r>
+        <w:rPr>
+          <w:lang w:val="en-US"/>
+        </w:rPr>
+        <w:t>customer_id</w:t>
+      </w:r>
+      <w:proofErr w:type="spellEnd"/>
+      <w:r>
+        <w:rPr>
+          <w:lang w:val="en-US"/>
+        </w:rPr>
+        <w:t xml:space="preserve"> INTEGER REFERENCES customers(</w:t>
+      </w:r>
+      <w:proofErr w:type="spellStart"/>
+      <w:r>
+        <w:rPr>
+          <w:lang w:val="en-US"/>
+        </w:rPr>
+        <w:t>customer_id</w:t>
+      </w:r>
+      <w:proofErr w:type="spellEnd"/>
+      <w:r>
+        <w:rPr>
+          <w:lang w:val="en-US"/>
+        </w:rPr>
+        <w:t>),</w:t>
+      </w:r>
+    </w:p>
+    <w:p>
+      <w:pPr>
+        <w:spacing w:after="0" w:line="240" w:lineRule="auto"/>
+        <w:ind w:firstLine="708"/>
+        <w:jc w:val="both"/>
+        <w:rPr>
+          <w:lang w:val="en-US"/>
+        </w:rPr>
+      </w:pPr>
+      <w:r>
+        <w:rPr>
+          <w:lang w:val="en-US"/>
+        </w:rPr>
+        <w:t xml:space="preserve">    </w:t>
+      </w:r>
+      <w:proofErr w:type="spellStart"/>
+      <w:r>
+        <w:rPr>
+          <w:lang w:val="en-US"/>
+        </w:rPr>
+        <w:t>order_date</w:t>
+      </w:r>
+      <w:proofErr w:type="spellEnd"/>
+      <w:r>
+        <w:rPr>
+          <w:lang w:val="en-US"/>
+        </w:rPr>
+        <w:t xml:space="preserve"> DATE NOT NULL,</w:t>
+      </w:r>
+    </w:p>
+    <w:p>
+      <w:pPr>
+        <w:spacing w:after="0" w:line="240" w:lineRule="auto"/>
+        <w:ind w:firstLine="708"/>
+        <w:jc w:val="both"/>
+        <w:rPr>
+          <w:lang w:val="en-US"/>
+        </w:rPr>
+      </w:pPr>
+      <w:r>
+        <w:rPr>
+          <w:lang w:val="en-US"/>
+        </w:rPr>
+        <w:t xml:space="preserve">    </w:t>
+      </w:r>
+      <w:proofErr w:type="spellStart"/>
       <w:proofErr w:type="gramStart"/>
       <w:r>
-        <w:t>VARCHAR(</w:t>
-      </w:r>
+        <w:rPr>
+          <w:lang w:val="en-US"/>
+        </w:rPr>
+        <w:t>total_amount</w:t>
+      </w:r>
+      <w:proofErr w:type="spellEnd"/>
       <w:proofErr w:type="gramEnd"/>
       <w:r>
-        <w:t>100) UNIQUE</w:t>
-      </w:r>
-    </w:p>
-    <w:p>
-      <w:pPr>
-        <w:spacing w:after="0" w:line="240" w:lineRule="auto"/>
-        <w:ind w:firstLine="708"/>
-        <w:jc w:val="both"/>
-      </w:pPr>
-      <w:r>
+        <w:rPr>
+          <w:lang w:val="en-US"/>
+        </w:rPr>
+        <w:t xml:space="preserve"> NUMERIC(10, 2) NOT NULL</w:t>
+      </w:r>
+    </w:p>
+    <w:p>
+      <w:pPr>
+        <w:spacing w:after="0" w:line="240" w:lineRule="auto"/>
+        <w:ind w:firstLine="708"/>
+        <w:jc w:val="both"/>
+        <w:rPr>
+          <w:lang w:val="en-US"/>
+        </w:rPr>
+      </w:pPr>
+      <w:r>
+        <w:rPr>
+          <w:lang w:val="en-US"/>
+        </w:rPr>
         <w:t>);</w:t>
       </w:r>
     </w:p>
     <w:p>
       <w:pPr>
         <w:spacing w:after="0" w:line="240" w:lineRule="auto"/>
-        <w:ind w:firstLine="708"/>
-        <w:jc w:val="both"/>
-      </w:pPr>
-    </w:p>
-    <w:p>
-      <w:pPr>
-        <w:spacing w:after="0" w:line="240" w:lineRule="auto"/>
-        <w:ind w:firstLine="708"/>
-        <w:jc w:val="both"/>
-        <w:rPr>
-          <w:lang w:val="en-US"/>
-        </w:rPr>
-      </w:pPr>
-      <w:r>
-        <w:rPr>
-          <w:lang w:val="en-US"/>
-        </w:rPr>
-        <w:t>CREATE TABLE orders (</w:t>
-      </w:r>
-    </w:p>
-    <w:p>
-      <w:pPr>
-        <w:spacing w:after="0" w:line="240" w:lineRule="auto"/>
-        <w:ind w:firstLine="708"/>
-        <w:jc w:val="both"/>
-        <w:rPr>
-          <w:lang w:val="en-US"/>
-        </w:rPr>
-      </w:pPr>
-      <w:r>
-        <w:rPr>
-          <w:lang w:val="en-US"/>
-        </w:rPr>
-        <w:t xml:space="preserve">    </w:t>
-      </w:r>
-      <w:proofErr w:type="spellStart"/>
-      <w:r>
-        <w:rPr>
-          <w:lang w:val="en-US"/>
-        </w:rPr>
-        <w:t>order_id</w:t>
-      </w:r>
-      <w:proofErr w:type="spellEnd"/>
-      <w:r>
-        <w:rPr>
-          <w:lang w:val="en-US"/>
-        </w:rPr>
-        <w:t xml:space="preserve"> SERIAL PRIMARY KEY,</w:t>
-      </w:r>
-    </w:p>
-    <w:p>
-      <w:pPr>
-        <w:spacing w:after="0" w:line="240" w:lineRule="auto"/>
-        <w:ind w:firstLine="708"/>
-        <w:jc w:val="both"/>
-        <w:rPr>
-          <w:lang w:val="en-US"/>
-        </w:rPr>
-      </w:pPr>
-      <w:r>
-        <w:rPr>
-          <w:lang w:val="en-US"/>
-        </w:rPr>
-        <w:t xml:space="preserve">    </w:t>
-      </w:r>
-      <w:proofErr w:type="spellStart"/>
-      <w:r>
-        <w:rPr>
-          <w:lang w:val="en-US"/>
-        </w:rPr>
-        <w:t>customer_id</w:t>
-      </w:r>
-      <w:proofErr w:type="spellEnd"/>
-      <w:r>
-        <w:rPr>
-          <w:lang w:val="en-US"/>
-        </w:rPr>
-        <w:t xml:space="preserve"> INTEGER REFERENCES customers(</w:t>
-      </w:r>
-      <w:proofErr w:type="spellStart"/>
-      <w:r>
-        <w:rPr>
-          <w:lang w:val="en-US"/>
-        </w:rPr>
-        <w:t>customer_id</w:t>
-      </w:r>
-      <w:proofErr w:type="spellEnd"/>
-      <w:r>
-        <w:rPr>
-          <w:lang w:val="en-US"/>
-        </w:rPr>
-        <w:t>),</w:t>
-      </w:r>
-    </w:p>
-    <w:p>
-      <w:pPr>
-        <w:spacing w:after="0" w:line="240" w:lineRule="auto"/>
-        <w:ind w:firstLine="708"/>
-        <w:jc w:val="both"/>
-        <w:rPr>
-          <w:lang w:val="en-US"/>
-        </w:rPr>
-      </w:pPr>
-      <w:r>
-        <w:rPr>
-          <w:lang w:val="en-US"/>
-        </w:rPr>
-        <w:t xml:space="preserve">    </w:t>
-      </w:r>
-      <w:proofErr w:type="spellStart"/>
-      <w:r>
-        <w:rPr>
-          <w:lang w:val="en-US"/>
-        </w:rPr>
-        <w:t>order_date</w:t>
-      </w:r>
-      <w:proofErr w:type="spellEnd"/>
-      <w:r>
-        <w:rPr>
-          <w:lang w:val="en-US"/>
-        </w:rPr>
-        <w:t xml:space="preserve"> DATE NOT NULL,</w:t>
-      </w:r>
-    </w:p>
-    <w:p>
-      <w:pPr>
-        <w:spacing w:after="0" w:line="240" w:lineRule="auto"/>
-        <w:ind w:firstLine="708"/>
-        <w:jc w:val="both"/>
-        <w:rPr>
-          <w:lang w:val="en-US"/>
-        </w:rPr>
-      </w:pPr>
-      <w:r>
-        <w:rPr>
-          <w:lang w:val="en-US"/>
-        </w:rPr>
-        <w:t xml:space="preserve">    </w:t>
-      </w:r>
-      <w:proofErr w:type="spellStart"/>
-      <w:r>
-        <w:rPr>
-          <w:lang w:val="en-US"/>
-        </w:rPr>
-        <w:t>total_amount</w:t>
-      </w:r>
-      <w:proofErr w:type="spellEnd"/>
-      <w:r>
-        <w:rPr>
-          <w:lang w:val="en-US"/>
-        </w:rPr>
-        <w:t xml:space="preserve"> </w:t>
-      </w:r>
-      <w:proofErr w:type="gramStart"/>
-      <w:r>
-        <w:rPr>
-          <w:lang w:val="en-US"/>
-        </w:rPr>
-        <w:t>NUMERIC(</w:t>
-      </w:r>
-      <w:proofErr w:type="gramEnd"/>
-      <w:r>
-        <w:rPr>
-          <w:lang w:val="en-US"/>
-        </w:rPr>
-        <w:t>10, 2) NOT NULL</w:t>
-      </w:r>
-    </w:p>
-    <w:p>
-      <w:pPr>
-        <w:spacing w:after="0" w:line="240" w:lineRule="auto"/>
-        <w:ind w:firstLine="708"/>
-        <w:jc w:val="both"/>
-        <w:rPr>
-          <w:lang w:val="en-US"/>
-        </w:rPr>
-      </w:pPr>
-      <w:r>
-        <w:rPr>
-          <w:lang w:val="en-US"/>
-        </w:rPr>
-        <w:t>);</w:t>
-      </w:r>
-    </w:p>
-    <w:p>
-      <w:pPr>
-        <w:spacing w:after="0" w:line="240" w:lineRule="auto"/>
         <w:jc w:val="both"/>
         <w:rPr>
           <w:lang w:val="en-US"/>
@@ -642,6 +727,7 @@
       <w:r>
         <w:rPr>
           <w:noProof/>
+          <w:lang w:eastAsia="ru-RU"/>
         </w:rPr>
         <w:drawing>
           <wp:inline distT="0" distB="0" distL="0" distR="0" wp14:anchorId="6F27D02D" wp14:editId="1C0CEB8A">
@@ -695,10 +781,27 @@
         <w:jc w:val="center"/>
       </w:pPr>
       <w:r>
+        <w:lastRenderedPageBreak/>
         <w:t xml:space="preserve">Рисунок 1 - </w:t>
       </w:r>
       <w:r>
-        <w:t xml:space="preserve">Создание таблиц с ограничениями внешнего ключа (Foreign Key </w:t>
+        <w:t>Создание таблиц с ограничениями внешнего ключа (</w:t>
+      </w:r>
+      <w:proofErr w:type="spellStart"/>
+      <w:r>
+        <w:t>Foreign</w:t>
+      </w:r>
+      <w:proofErr w:type="spellEnd"/>
+      <w:r>
+        <w:t xml:space="preserve"> </w:t>
+      </w:r>
+      <w:proofErr w:type="spellStart"/>
+      <w:r>
+        <w:t>Key</w:t>
+      </w:r>
+      <w:proofErr w:type="spellEnd"/>
+      <w:r>
+        <w:t xml:space="preserve"> </w:t>
       </w:r>
       <w:proofErr w:type="spellStart"/>
       <w:r>
@@ -724,25 +827,42 @@
         </w:numPr>
         <w:spacing w:after="0" w:line="240" w:lineRule="auto"/>
         <w:jc w:val="both"/>
-      </w:pPr>
-      <w:r>
-        <w:lastRenderedPageBreak/>
+        <w:rPr>
+          <w:b/>
+        </w:rPr>
+      </w:pPr>
+      <w:r>
+        <w:rPr>
+          <w:b/>
+        </w:rPr>
         <w:t>Вставка данных и обеспечение ссылочной целостности (</w:t>
       </w:r>
       <w:proofErr w:type="spellStart"/>
       <w:r>
+        <w:rPr>
+          <w:b/>
+        </w:rPr>
         <w:t>Referential</w:t>
       </w:r>
       <w:proofErr w:type="spellEnd"/>
       <w:r>
+        <w:rPr>
+          <w:b/>
+        </w:rPr>
         <w:t xml:space="preserve"> </w:t>
       </w:r>
       <w:proofErr w:type="spellStart"/>
       <w:r>
+        <w:rPr>
+          <w:b/>
+        </w:rPr>
         <w:t>Integrity</w:t>
       </w:r>
       <w:proofErr w:type="spellEnd"/>
       <w:r>
+        <w:rPr>
+          <w:b/>
+        </w:rPr>
         <w:t>)</w:t>
       </w:r>
     </w:p>
@@ -761,7 +881,6 @@
         <w:rPr>
           <w:b/>
           <w:bCs/>
-          <w:lang w:val="en-US"/>
         </w:rPr>
       </w:pPr>
       <w:r>
@@ -769,7 +888,14 @@
           <w:b/>
           <w:bCs/>
         </w:rPr>
-        <w:t>Краткое описание выполненного задания</w:t>
+        <w:t xml:space="preserve">Краткое описание выполненного </w:t>
+      </w:r>
+      <w:r>
+        <w:rPr>
+          <w:b/>
+          <w:bCs/>
+        </w:rPr>
+        <w:t>этапа</w:t>
       </w:r>
     </w:p>
     <w:p>
@@ -777,9 +903,6 @@
         <w:pStyle w:val="a7"/>
         <w:spacing w:after="0" w:line="240" w:lineRule="auto"/>
         <w:jc w:val="both"/>
-        <w:rPr>
-          <w:lang w:val="en-US"/>
-        </w:rPr>
       </w:pPr>
     </w:p>
     <w:p>
@@ -795,132 +918,73 @@
         <w:t>В</w:t>
       </w:r>
       <w:r>
-        <w:rPr>
-          <w:lang w:val="en-US"/>
-        </w:rPr>
         <w:t>ы</w:t>
       </w:r>
-      <w:proofErr w:type="spellStart"/>
       <w:r>
         <w:rPr>
           <w:lang w:val="kk-KZ"/>
         </w:rPr>
         <w:t>полнено</w:t>
       </w:r>
-      <w:proofErr w:type="spellEnd"/>
-      <w:r>
-        <w:rPr>
-          <w:lang w:val="en-US"/>
-        </w:rPr>
+      <w:r>
+        <w:t xml:space="preserve"> встав</w:t>
+      </w:r>
+      <w:r>
+        <w:rPr>
+          <w:lang w:val="kk-KZ"/>
+        </w:rPr>
+        <w:t>ка</w:t>
+      </w:r>
+      <w:r>
         <w:t xml:space="preserve"> </w:t>
       </w:r>
       <w:proofErr w:type="spellStart"/>
       <w:r>
-        <w:rPr>
-          <w:lang w:val="en-US"/>
-        </w:rPr>
-        <w:t>встав</w:t>
-      </w:r>
+        <w:t>данны</w:t>
+      </w:r>
+      <w:proofErr w:type="spellEnd"/>
       <w:r>
         <w:rPr>
           <w:lang w:val="kk-KZ"/>
         </w:rPr>
-        <w:t>ка</w:t>
-      </w:r>
-      <w:proofErr w:type="spellEnd"/>
-      <w:r>
-        <w:rPr>
-          <w:lang w:val="en-US"/>
+        <w:t>х</w:t>
+      </w:r>
+      <w:r>
+        <w:t xml:space="preserve"> в таблицы </w:t>
+      </w:r>
+      <w:r>
+        <w:rPr>
+          <w:lang w:val="en-US"/>
+        </w:rPr>
+        <w:t>customers</w:t>
+      </w:r>
+      <w:r>
+        <w:t xml:space="preserve"> и </w:t>
+      </w:r>
+      <w:r>
+        <w:rPr>
+          <w:lang w:val="en-US"/>
+        </w:rPr>
+        <w:t>orders</w:t>
+      </w:r>
+      <w:r>
+        <w:t>,</w:t>
+      </w:r>
+      <w:r>
+        <w:rPr>
+          <w:lang w:val="kk-KZ"/>
         </w:rPr>
         <w:t xml:space="preserve"> </w:t>
       </w:r>
-      <w:proofErr w:type="spellStart"/>
-      <w:r>
-        <w:rPr>
-          <w:lang w:val="en-US"/>
-        </w:rPr>
-        <w:t>данны</w:t>
-      </w:r>
-      <w:proofErr w:type="spellEnd"/>
-      <w:r>
-        <w:rPr>
-          <w:lang w:val="kk-KZ"/>
-        </w:rPr>
-        <w:t>х</w:t>
-      </w:r>
-      <w:r>
-        <w:rPr>
-          <w:lang w:val="en-US"/>
-        </w:rPr>
-        <w:t xml:space="preserve"> в </w:t>
-      </w:r>
-      <w:proofErr w:type="spellStart"/>
-      <w:r>
-        <w:rPr>
-          <w:lang w:val="en-US"/>
-        </w:rPr>
-        <w:t>таблицы</w:t>
-      </w:r>
-      <w:proofErr w:type="spellEnd"/>
-      <w:r>
-        <w:rPr>
-          <w:lang w:val="en-US"/>
-        </w:rPr>
-        <w:t xml:space="preserve"> customers и orders, </w:t>
-      </w:r>
-      <w:proofErr w:type="spellStart"/>
-      <w:r>
-        <w:rPr>
-          <w:lang w:val="en-US"/>
-        </w:rPr>
-        <w:t>обеспечив</w:t>
-      </w:r>
-      <w:proofErr w:type="spellEnd"/>
-      <w:r>
-        <w:rPr>
-          <w:lang w:val="en-US"/>
-        </w:rPr>
-        <w:t xml:space="preserve"> </w:t>
-      </w:r>
-      <w:proofErr w:type="spellStart"/>
-      <w:r>
-        <w:rPr>
-          <w:lang w:val="en-US"/>
-        </w:rPr>
-        <w:t>поддержание</w:t>
-      </w:r>
-      <w:proofErr w:type="spellEnd"/>
-      <w:r>
-        <w:rPr>
-          <w:lang w:val="en-US"/>
-        </w:rPr>
-        <w:t xml:space="preserve"> </w:t>
-      </w:r>
-      <w:proofErr w:type="spellStart"/>
-      <w:r>
-        <w:rPr>
-          <w:lang w:val="en-US"/>
-        </w:rPr>
-        <w:t>ссылочной</w:t>
-      </w:r>
-      <w:proofErr w:type="spellEnd"/>
-      <w:r>
-        <w:rPr>
-          <w:lang w:val="en-US"/>
-        </w:rPr>
-        <w:t xml:space="preserve"> </w:t>
-      </w:r>
-      <w:proofErr w:type="spellStart"/>
-      <w:r>
-        <w:rPr>
-          <w:lang w:val="en-US"/>
-        </w:rPr>
-        <w:t>целостности</w:t>
-      </w:r>
-      <w:proofErr w:type="spellEnd"/>
+      <w:r>
+        <w:t xml:space="preserve"> обеспечив поддержание ссылочной целостности</w:t>
+      </w:r>
       <w:r>
         <w:t>.</w:t>
       </w:r>
+      <w:r>
+        <w:t xml:space="preserve"> Проверка вставленных и проверка ссылочной целостности.</w:t>
+      </w:r>
     </w:p>
     <w:p>
       <w:pPr>
@@ -945,51 +1009,178 @@
           <w:b/>
           <w:bCs/>
         </w:rPr>
-        <w:t>Использованные SQL-команды</w:t>
-      </w:r>
-    </w:p>
-    <w:p>
-      <w:pPr>
-        <w:spacing w:after="0" w:line="240" w:lineRule="auto"/>
-        <w:ind w:firstLine="708"/>
-        <w:jc w:val="both"/>
+        <w:t>Использованные</w:t>
+      </w:r>
+      <w:r>
         <w:rPr>
           <w:b/>
           <w:bCs/>
           <w:lang w:val="en-US"/>
         </w:rPr>
-      </w:pPr>
-    </w:p>
-    <w:p>
-      <w:pPr>
-        <w:spacing w:after="0" w:line="240" w:lineRule="auto"/>
-        <w:ind w:firstLine="708"/>
-        <w:jc w:val="both"/>
-        <w:rPr>
-          <w:lang w:val="en-US"/>
-        </w:rPr>
-      </w:pPr>
-      <w:r>
-        <w:rPr>
-          <w:lang w:val="en-US"/>
-        </w:rPr>
-        <w:t>CREATE TABLE customers (</w:t>
-      </w:r>
-    </w:p>
-    <w:p>
-      <w:pPr>
-        <w:spacing w:after="0" w:line="240" w:lineRule="auto"/>
-        <w:ind w:firstLine="708"/>
-        <w:jc w:val="both"/>
-        <w:rPr>
-          <w:lang w:val="en-US"/>
-        </w:rPr>
-      </w:pPr>
-      <w:r>
-        <w:rPr>
-          <w:lang w:val="en-US"/>
-        </w:rPr>
-        <w:t xml:space="preserve">    </w:t>
+        <w:t xml:space="preserve"> SQL-</w:t>
+      </w:r>
+      <w:r>
+        <w:rPr>
+          <w:b/>
+          <w:bCs/>
+        </w:rPr>
+        <w:t>команды</w:t>
+      </w:r>
+    </w:p>
+    <w:p>
+      <w:pPr>
+        <w:spacing w:after="0" w:line="240" w:lineRule="auto"/>
+        <w:ind w:firstLine="708"/>
+        <w:jc w:val="both"/>
+        <w:rPr>
+          <w:b/>
+          <w:bCs/>
+          <w:lang w:val="en-US"/>
+        </w:rPr>
+      </w:pPr>
+    </w:p>
+    <w:p>
+      <w:pPr>
+        <w:spacing w:after="0" w:line="240" w:lineRule="auto"/>
+        <w:ind w:firstLine="708"/>
+        <w:jc w:val="both"/>
+        <w:rPr>
+          <w:lang w:val="en-US"/>
+        </w:rPr>
+      </w:pPr>
+      <w:r>
+        <w:rPr>
+          <w:lang w:val="en-US"/>
+        </w:rPr>
+        <w:t>INSERT INTO customers (</w:t>
+      </w:r>
+      <w:proofErr w:type="spellStart"/>
+      <w:r>
+        <w:rPr>
+          <w:lang w:val="en-US"/>
+        </w:rPr>
+        <w:t>first_name</w:t>
+      </w:r>
+      <w:proofErr w:type="spellEnd"/>
+      <w:r>
+        <w:rPr>
+          <w:lang w:val="en-US"/>
+        </w:rPr>
+        <w:t xml:space="preserve">, </w:t>
+      </w:r>
+      <w:proofErr w:type="spellStart"/>
+      <w:r>
+        <w:rPr>
+          <w:lang w:val="en-US"/>
+        </w:rPr>
+        <w:t>last_name</w:t>
+      </w:r>
+      <w:proofErr w:type="spellEnd"/>
+      <w:r>
+        <w:rPr>
+          <w:lang w:val="en-US"/>
+        </w:rPr>
+        <w:t>, email) VALUES</w:t>
+      </w:r>
+    </w:p>
+    <w:p>
+      <w:pPr>
+        <w:spacing w:after="0" w:line="240" w:lineRule="auto"/>
+        <w:ind w:firstLine="708"/>
+        <w:jc w:val="both"/>
+        <w:rPr>
+          <w:lang w:val="en-US"/>
+        </w:rPr>
+      </w:pPr>
+      <w:r>
+        <w:rPr>
+          <w:lang w:val="en-US"/>
+        </w:rPr>
+        <w:t>('John', 'Doe', 'john.doe@example.com'),</w:t>
+      </w:r>
+    </w:p>
+    <w:p>
+      <w:pPr>
+        <w:spacing w:after="0" w:line="240" w:lineRule="auto"/>
+        <w:ind w:firstLine="708"/>
+        <w:jc w:val="both"/>
+        <w:rPr>
+          <w:lang w:val="en-US"/>
+        </w:rPr>
+      </w:pPr>
+      <w:r>
+        <w:rPr>
+          <w:lang w:val="en-US"/>
+        </w:rPr>
+        <w:t>('Jane', 'Smith', 'jane.smith@example.com'),</w:t>
+      </w:r>
+    </w:p>
+    <w:p>
+      <w:pPr>
+        <w:spacing w:after="0" w:line="240" w:lineRule="auto"/>
+        <w:ind w:firstLine="708"/>
+        <w:jc w:val="both"/>
+        <w:rPr>
+          <w:lang w:val="en-US"/>
+        </w:rPr>
+      </w:pPr>
+      <w:r>
+        <w:rPr>
+          <w:lang w:val="en-US"/>
+        </w:rPr>
+        <w:t>('David', 'Lee', 'david.lee@example.com');</w:t>
+      </w:r>
+    </w:p>
+    <w:p>
+      <w:pPr>
+        <w:spacing w:after="0" w:line="240" w:lineRule="auto"/>
+        <w:ind w:firstLine="708"/>
+        <w:jc w:val="both"/>
+        <w:rPr>
+          <w:lang w:val="en-US"/>
+        </w:rPr>
+      </w:pPr>
+    </w:p>
+    <w:p>
+      <w:pPr>
+        <w:spacing w:after="0" w:line="240" w:lineRule="auto"/>
+        <w:ind w:firstLine="708"/>
+        <w:jc w:val="both"/>
+        <w:rPr>
+          <w:lang w:val="en-US"/>
+        </w:rPr>
+      </w:pPr>
+      <w:r>
+        <w:rPr>
+          <w:lang w:val="en-US"/>
+        </w:rPr>
+        <w:t>SELECT * FROM customers;</w:t>
+      </w:r>
+    </w:p>
+    <w:p>
+      <w:pPr>
+        <w:spacing w:after="0" w:line="240" w:lineRule="auto"/>
+        <w:ind w:firstLine="708"/>
+        <w:jc w:val="both"/>
+        <w:rPr>
+          <w:lang w:val="en-US"/>
+        </w:rPr>
+      </w:pPr>
+    </w:p>
+    <w:p>
+      <w:pPr>
+        <w:spacing w:after="0" w:line="240" w:lineRule="auto"/>
+        <w:ind w:firstLine="708"/>
+        <w:jc w:val="both"/>
+        <w:rPr>
+          <w:lang w:val="en-US"/>
+        </w:rPr>
+      </w:pPr>
+      <w:r>
+        <w:rPr>
+          <w:lang w:val="en-US"/>
+        </w:rPr>
+        <w:t>INSERT INTO orders (</w:t>
       </w:r>
       <w:proofErr w:type="spellStart"/>
       <w:r>
@@ -1003,219 +1194,151 @@
         <w:rPr>
           <w:lang w:val="en-US"/>
         </w:rPr>
-        <w:t xml:space="preserve"> SERIAL PRIMARY KEY,</w:t>
-      </w:r>
-    </w:p>
-    <w:p>
-      <w:pPr>
-        <w:spacing w:after="0" w:line="240" w:lineRule="auto"/>
-        <w:ind w:firstLine="708"/>
-        <w:jc w:val="both"/>
-        <w:rPr>
-          <w:lang w:val="en-US"/>
-        </w:rPr>
-      </w:pPr>
-      <w:r>
-        <w:rPr>
-          <w:lang w:val="en-US"/>
-        </w:rPr>
-        <w:t xml:space="preserve">    </w:t>
-      </w:r>
-      <w:proofErr w:type="spellStart"/>
-      <w:r>
-        <w:rPr>
-          <w:lang w:val="en-US"/>
-        </w:rPr>
-        <w:t>first_name</w:t>
-      </w:r>
-      <w:proofErr w:type="spellEnd"/>
-      <w:r>
-        <w:rPr>
-          <w:lang w:val="en-US"/>
-        </w:rPr>
-        <w:t xml:space="preserve"> </w:t>
-      </w:r>
-      <w:proofErr w:type="gramStart"/>
-      <w:r>
-        <w:rPr>
-          <w:lang w:val="en-US"/>
-        </w:rPr>
-        <w:t>VARCHAR(</w:t>
-      </w:r>
-      <w:proofErr w:type="gramEnd"/>
-      <w:r>
-        <w:rPr>
-          <w:lang w:val="en-US"/>
-        </w:rPr>
-        <w:t>50) NOT NULL,</w:t>
-      </w:r>
-    </w:p>
-    <w:p>
-      <w:pPr>
-        <w:spacing w:after="0" w:line="240" w:lineRule="auto"/>
-        <w:ind w:firstLine="708"/>
-        <w:jc w:val="both"/>
-        <w:rPr>
-          <w:lang w:val="en-US"/>
-        </w:rPr>
-      </w:pPr>
-      <w:r>
-        <w:rPr>
-          <w:lang w:val="en-US"/>
-        </w:rPr>
-        <w:t xml:space="preserve">    </w:t>
-      </w:r>
-      <w:proofErr w:type="spellStart"/>
-      <w:r>
-        <w:rPr>
-          <w:lang w:val="en-US"/>
-        </w:rPr>
-        <w:t>last_name</w:t>
-      </w:r>
-      <w:proofErr w:type="spellEnd"/>
-      <w:r>
-        <w:rPr>
-          <w:lang w:val="en-US"/>
-        </w:rPr>
-        <w:t xml:space="preserve"> </w:t>
-      </w:r>
-      <w:proofErr w:type="gramStart"/>
-      <w:r>
-        <w:rPr>
-          <w:lang w:val="en-US"/>
-        </w:rPr>
-        <w:t>VARCHAR(</w:t>
-      </w:r>
-      <w:proofErr w:type="gramEnd"/>
-      <w:r>
-        <w:rPr>
-          <w:lang w:val="en-US"/>
-        </w:rPr>
-        <w:t>50) NOT NULL,</w:t>
-      </w:r>
-    </w:p>
-    <w:p>
-      <w:pPr>
-        <w:spacing w:after="0" w:line="240" w:lineRule="auto"/>
-        <w:ind w:firstLine="708"/>
-        <w:jc w:val="both"/>
-        <w:rPr>
-          <w:lang w:val="en-US"/>
-        </w:rPr>
-      </w:pPr>
-      <w:r>
-        <w:rPr>
-          <w:lang w:val="en-US"/>
-        </w:rPr>
-        <w:t xml:space="preserve">    </w:t>
-      </w:r>
-      <w:r>
-        <w:rPr>
-          <w:lang w:val="en-US"/>
-        </w:rPr>
-        <w:t xml:space="preserve">email </w:t>
-      </w:r>
-      <w:proofErr w:type="gramStart"/>
-      <w:r>
-        <w:rPr>
-          <w:lang w:val="en-US"/>
-        </w:rPr>
-        <w:t>VARCHAR(</w:t>
-      </w:r>
-      <w:proofErr w:type="gramEnd"/>
-      <w:r>
-        <w:rPr>
-          <w:lang w:val="en-US"/>
-        </w:rPr>
-        <w:t>100) UNIQUE</w:t>
-      </w:r>
-    </w:p>
-    <w:p>
-      <w:pPr>
-        <w:spacing w:after="0" w:line="240" w:lineRule="auto"/>
-        <w:ind w:firstLine="708"/>
-        <w:jc w:val="both"/>
-        <w:rPr>
-          <w:lang w:val="en-US"/>
-        </w:rPr>
-      </w:pPr>
-      <w:r>
-        <w:rPr>
-          <w:lang w:val="en-US"/>
-        </w:rPr>
-        <w:t>);</w:t>
-      </w:r>
-    </w:p>
-    <w:p>
-      <w:pPr>
-        <w:spacing w:after="0" w:line="240" w:lineRule="auto"/>
-        <w:ind w:firstLine="708"/>
-        <w:jc w:val="both"/>
-        <w:rPr>
-          <w:lang w:val="en-US"/>
-        </w:rPr>
-      </w:pPr>
-    </w:p>
-    <w:p>
-      <w:pPr>
-        <w:spacing w:after="0" w:line="240" w:lineRule="auto"/>
-        <w:ind w:firstLine="708"/>
-        <w:jc w:val="both"/>
-        <w:rPr>
-          <w:lang w:val="en-US"/>
-        </w:rPr>
-      </w:pPr>
-      <w:r>
-        <w:rPr>
-          <w:lang w:val="en-US"/>
-        </w:rPr>
-        <w:t>CREATE TABLE orders (</w:t>
-      </w:r>
-    </w:p>
-    <w:p>
-      <w:pPr>
-        <w:spacing w:after="0" w:line="240" w:lineRule="auto"/>
-        <w:ind w:firstLine="708"/>
-        <w:jc w:val="both"/>
-        <w:rPr>
-          <w:lang w:val="en-US"/>
-        </w:rPr>
-      </w:pPr>
-      <w:r>
-        <w:rPr>
-          <w:lang w:val="en-US"/>
-        </w:rPr>
-        <w:t xml:space="preserve">    </w:t>
-      </w:r>
-      <w:proofErr w:type="spellStart"/>
-      <w:r>
-        <w:rPr>
-          <w:lang w:val="en-US"/>
-        </w:rPr>
-        <w:t>order_id</w:t>
-      </w:r>
-      <w:proofErr w:type="spellEnd"/>
-      <w:r>
-        <w:rPr>
-          <w:lang w:val="en-US"/>
-        </w:rPr>
-        <w:t xml:space="preserve"> SERIAL PRIMARY KEY,</w:t>
-      </w:r>
-    </w:p>
-    <w:p>
-      <w:pPr>
-        <w:spacing w:after="0" w:line="240" w:lineRule="auto"/>
-        <w:ind w:firstLine="708"/>
-        <w:jc w:val="both"/>
-        <w:rPr>
-          <w:lang w:val="en-US"/>
-        </w:rPr>
-      </w:pPr>
-      <w:r>
-        <w:rPr>
-          <w:lang w:val="en-US"/>
-        </w:rPr>
-        <w:t xml:space="preserve">    </w:t>
+        <w:t xml:space="preserve">, </w:t>
+      </w:r>
+      <w:proofErr w:type="spellStart"/>
+      <w:r>
+        <w:rPr>
+          <w:lang w:val="en-US"/>
+        </w:rPr>
+        <w:t>order_date</w:t>
+      </w:r>
+      <w:proofErr w:type="spellEnd"/>
+      <w:r>
+        <w:rPr>
+          <w:lang w:val="en-US"/>
+        </w:rPr>
+        <w:t xml:space="preserve">, </w:t>
+      </w:r>
+      <w:proofErr w:type="spellStart"/>
+      <w:r>
+        <w:rPr>
+          <w:lang w:val="en-US"/>
+        </w:rPr>
+        <w:t>total_amount</w:t>
+      </w:r>
+      <w:proofErr w:type="spellEnd"/>
+      <w:r>
+        <w:rPr>
+          <w:lang w:val="en-US"/>
+        </w:rPr>
+        <w:t>) VALUES</w:t>
+      </w:r>
+    </w:p>
+    <w:p>
+      <w:pPr>
+        <w:spacing w:after="0" w:line="240" w:lineRule="auto"/>
+        <w:ind w:firstLine="708"/>
+        <w:jc w:val="both"/>
+        <w:rPr>
+          <w:lang w:val="en-US"/>
+        </w:rPr>
+      </w:pPr>
+      <w:r>
+        <w:rPr>
+          <w:lang w:val="en-US"/>
+        </w:rPr>
+        <w:t>(1, '2023-11-01', 100.00),</w:t>
+      </w:r>
+    </w:p>
+    <w:p>
+      <w:pPr>
+        <w:spacing w:after="0" w:line="240" w:lineRule="auto"/>
+        <w:ind w:firstLine="708"/>
+        <w:jc w:val="both"/>
+        <w:rPr>
+          <w:lang w:val="en-US"/>
+        </w:rPr>
+      </w:pPr>
+      <w:r>
+        <w:rPr>
+          <w:lang w:val="en-US"/>
+        </w:rPr>
+        <w:t>(2, '2023-11-05', 250.50),</w:t>
+      </w:r>
+    </w:p>
+    <w:p>
+      <w:pPr>
+        <w:spacing w:after="0" w:line="240" w:lineRule="auto"/>
+        <w:ind w:firstLine="708"/>
+        <w:jc w:val="both"/>
+        <w:rPr>
+          <w:lang w:val="en-US"/>
+        </w:rPr>
+      </w:pPr>
+      <w:r>
+        <w:rPr>
+          <w:lang w:val="en-US"/>
+        </w:rPr>
+        <w:t>(1, '2023-11-10', 75.25),</w:t>
+      </w:r>
+    </w:p>
+    <w:p>
+      <w:pPr>
+        <w:spacing w:after="0" w:line="240" w:lineRule="auto"/>
+        <w:ind w:firstLine="708"/>
+        <w:jc w:val="both"/>
+        <w:rPr>
+          <w:lang w:val="en-US"/>
+        </w:rPr>
+      </w:pPr>
+      <w:r>
+        <w:rPr>
+          <w:lang w:val="en-US"/>
+        </w:rPr>
+        <w:t>(3, '2023-11-15', 120.00);</w:t>
+      </w:r>
+    </w:p>
+    <w:p>
+      <w:pPr>
+        <w:spacing w:after="0" w:line="240" w:lineRule="auto"/>
+        <w:ind w:firstLine="708"/>
+        <w:jc w:val="both"/>
+        <w:rPr>
+          <w:lang w:val="en-US"/>
+        </w:rPr>
+      </w:pPr>
+    </w:p>
+    <w:p>
+      <w:pPr>
+        <w:spacing w:after="0" w:line="240" w:lineRule="auto"/>
+        <w:ind w:firstLine="708"/>
+        <w:jc w:val="both"/>
+        <w:rPr>
+          <w:lang w:val="en-US"/>
+        </w:rPr>
+      </w:pPr>
+      <w:r>
+        <w:rPr>
+          <w:lang w:val="en-US"/>
+        </w:rPr>
+        <w:t>SELECT * FROM orders;</w:t>
+      </w:r>
+    </w:p>
+    <w:p>
+      <w:pPr>
+        <w:spacing w:after="0" w:line="240" w:lineRule="auto"/>
+        <w:ind w:firstLine="708"/>
+        <w:jc w:val="both"/>
+        <w:rPr>
+          <w:lang w:val="en-US"/>
+        </w:rPr>
+      </w:pPr>
+    </w:p>
+    <w:p>
+      <w:pPr>
+        <w:spacing w:after="0" w:line="240" w:lineRule="auto"/>
+        <w:ind w:firstLine="708"/>
+        <w:jc w:val="both"/>
+        <w:rPr>
+          <w:lang w:val="en-US"/>
+        </w:rPr>
+      </w:pPr>
+      <w:r>
+        <w:rPr>
+          <w:lang w:val="en-US"/>
+        </w:rPr>
+        <w:t>INSERT INTO orders (</w:t>
       </w:r>
       <w:proofErr w:type="spellStart"/>
       <w:r>
@@ -1229,37 +1352,7 @@
         <w:rPr>
           <w:lang w:val="en-US"/>
         </w:rPr>
-        <w:t xml:space="preserve"> INTEGER REFERENCES customers(</w:t>
-      </w:r>
-      <w:proofErr w:type="spellStart"/>
-      <w:r>
-        <w:rPr>
-          <w:lang w:val="en-US"/>
-        </w:rPr>
-        <w:t>customer_id</w:t>
-      </w:r>
-      <w:proofErr w:type="spellEnd"/>
-      <w:r>
-        <w:rPr>
-          <w:lang w:val="en-US"/>
-        </w:rPr>
-        <w:t>),</w:t>
-      </w:r>
-    </w:p>
-    <w:p>
-      <w:pPr>
-        <w:spacing w:after="0" w:line="240" w:lineRule="auto"/>
-        <w:ind w:firstLine="708"/>
-        <w:jc w:val="both"/>
-        <w:rPr>
-          <w:lang w:val="en-US"/>
-        </w:rPr>
-      </w:pPr>
-      <w:r>
-        <w:rPr>
-          <w:lang w:val="en-US"/>
-        </w:rPr>
-        <w:t xml:space="preserve">    </w:t>
+        <w:t xml:space="preserve">, </w:t>
       </w:r>
       <w:proofErr w:type="spellStart"/>
       <w:r>
@@ -1273,23 +1366,7 @@
         <w:rPr>
           <w:lang w:val="en-US"/>
         </w:rPr>
-        <w:t xml:space="preserve"> DATE NOT NULL,</w:t>
-      </w:r>
-    </w:p>
-    <w:p>
-      <w:pPr>
-        <w:spacing w:after="0" w:line="240" w:lineRule="auto"/>
-        <w:ind w:firstLine="708"/>
-        <w:jc w:val="both"/>
-        <w:rPr>
-          <w:lang w:val="en-US"/>
-        </w:rPr>
-      </w:pPr>
-      <w:r>
-        <w:rPr>
-          <w:lang w:val="en-US"/>
-        </w:rPr>
-        <w:t xml:space="preserve">    </w:t>
+        <w:t xml:space="preserve">, </w:t>
       </w:r>
       <w:proofErr w:type="spellStart"/>
       <w:r>
@@ -1303,55 +1380,39 @@
         <w:rPr>
           <w:lang w:val="en-US"/>
         </w:rPr>
-        <w:t xml:space="preserve"> </w:t>
-      </w:r>
-      <w:proofErr w:type="gramStart"/>
-      <w:r>
-        <w:rPr>
-          <w:lang w:val="en-US"/>
-        </w:rPr>
-        <w:t>NUMERIC(</w:t>
-      </w:r>
-      <w:proofErr w:type="gramEnd"/>
-      <w:r>
-        <w:rPr>
-          <w:lang w:val="en-US"/>
-        </w:rPr>
-        <w:t>10, 2) NOT NULL</w:t>
-      </w:r>
-    </w:p>
-    <w:p>
-      <w:pPr>
-        <w:spacing w:after="0" w:line="240" w:lineRule="auto"/>
-        <w:ind w:firstLine="708"/>
-        <w:jc w:val="both"/>
-        <w:rPr>
-          <w:lang w:val="en-US"/>
-        </w:rPr>
-      </w:pPr>
-      <w:r>
-        <w:rPr>
-          <w:lang w:val="en-US"/>
-        </w:rPr>
-        <w:t>);</w:t>
-      </w:r>
-    </w:p>
-    <w:p>
-      <w:pPr>
-        <w:spacing w:after="0" w:line="240" w:lineRule="auto"/>
-        <w:jc w:val="both"/>
-        <w:rPr>
-          <w:lang w:val="en-US"/>
-        </w:rPr>
-      </w:pPr>
-    </w:p>
-    <w:p>
-      <w:pPr>
-        <w:spacing w:after="0" w:line="240" w:lineRule="auto"/>
-        <w:jc w:val="both"/>
-        <w:rPr>
-          <w:lang w:val="en-US"/>
-        </w:rPr>
+        <w:t>) VALUES</w:t>
+      </w:r>
+    </w:p>
+    <w:p>
+      <w:pPr>
+        <w:spacing w:after="0" w:line="240" w:lineRule="auto"/>
+        <w:ind w:firstLine="708"/>
+        <w:jc w:val="both"/>
+        <w:rPr>
+          <w:lang w:val="en-US"/>
+        </w:rPr>
+      </w:pPr>
+      <w:r>
+        <w:rPr>
+          <w:lang w:val="en-US"/>
+        </w:rPr>
+        <w:t>(4, '2023-11-20', 50.00);</w:t>
+      </w:r>
+    </w:p>
+    <w:p>
+      <w:pPr>
+        <w:spacing w:after="0" w:line="240" w:lineRule="auto"/>
+        <w:ind w:firstLine="708"/>
+        <w:jc w:val="both"/>
+        <w:rPr>
+          <w:lang w:val="en-US"/>
+        </w:rPr>
+      </w:pPr>
+    </w:p>
+    <w:p>
+      <w:pPr>
+        <w:spacing w:after="0" w:line="240" w:lineRule="auto"/>
+        <w:jc w:val="both"/>
       </w:pPr>
       <w:r>
         <w:rPr>
@@ -1367,9 +1428,6 @@
         <w:t>Скриншоты</w:t>
       </w:r>
       <w:r>
-        <w:rPr>
-          <w:lang w:val="en-US"/>
-        </w:rPr>
         <w:t>:</w:t>
       </w:r>
     </w:p>
@@ -1377,28 +1435,19 @@
       <w:pPr>
         <w:spacing w:after="0" w:line="240" w:lineRule="auto"/>
         <w:jc w:val="both"/>
-        <w:rPr>
-          <w:lang w:val="en-US"/>
-        </w:rPr>
       </w:pPr>
     </w:p>
     <w:p>
       <w:pPr>
         <w:spacing w:after="0" w:line="240" w:lineRule="auto"/>
         <w:jc w:val="center"/>
-        <w:rPr>
-          <w:lang w:val="en-US"/>
-        </w:rPr>
-      </w:pPr>
-      <w:r>
-        <w:rPr>
-          <w:noProof/>
-        </w:rPr>
+      </w:pPr>
+      <w:r>
         <w:drawing>
-          <wp:inline distT="0" distB="0" distL="0" distR="0" wp14:anchorId="62091B3E" wp14:editId="07F1B8AA">
-            <wp:extent cx="5181785" cy="2914650"/>
-            <wp:effectExtent l="0" t="0" r="0" b="0"/>
-            <wp:docPr id="2" name="Рисунок 2"/>
+          <wp:inline distT="0" distB="0" distL="0" distR="0" wp14:anchorId="25BCDA3C" wp14:editId="584EC3C8">
+            <wp:extent cx="5940425" cy="3217545"/>
+            <wp:effectExtent l="0" t="0" r="3175" b="1905"/>
+            <wp:docPr id="3" name="Рисунок 3"/>
             <wp:cNvGraphicFramePr>
               <a:graphicFrameLocks xmlns:a="http://schemas.openxmlformats.org/drawingml/2006/main" noChangeAspect="1"/>
             </wp:cNvGraphicFramePr>
@@ -1418,7 +1467,7 @@
                   <pic:spPr>
                     <a:xfrm>
                       <a:off x="0" y="0"/>
-                      <a:ext cx="5185402" cy="2916685"/>
+                      <a:ext cx="5940425" cy="3217545"/>
                     </a:xfrm>
                     <a:prstGeom prst="rect">
                       <a:avLst/>
@@ -1436,9 +1485,6 @@
         <w:pStyle w:val="a7"/>
         <w:spacing w:after="0" w:line="240" w:lineRule="auto"/>
         <w:jc w:val="both"/>
-        <w:rPr>
-          <w:lang w:val="en-US"/>
-        </w:rPr>
       </w:pPr>
     </w:p>
     <w:p>
@@ -1447,14 +1493,25 @@
         <w:jc w:val="center"/>
       </w:pPr>
       <w:r>
-        <w:t xml:space="preserve">Рисунок 1 - </w:t>
-      </w:r>
-      <w:r>
-        <w:t xml:space="preserve">Создание таблиц с ограничениями внешнего ключа (Foreign Key </w:t>
-      </w:r>
-      <w:proofErr w:type="spellStart"/>
-      <w:r>
-        <w:t>Constraints</w:t>
+        <w:t>Рисунок 2</w:t>
+      </w:r>
+      <w:r>
+        <w:t xml:space="preserve"> - </w:t>
+      </w:r>
+      <w:r>
+        <w:t>Вставка данных и обеспечение ссылочной целостности (</w:t>
+      </w:r>
+      <w:proofErr w:type="spellStart"/>
+      <w:r>
+        <w:t>Referential</w:t>
+      </w:r>
+      <w:proofErr w:type="spellEnd"/>
+      <w:r>
+        <w:t xml:space="preserve"> </w:t>
+      </w:r>
+      <w:proofErr w:type="spellStart"/>
+      <w:r>
+        <w:t>Integrity</w:t>
       </w:r>
       <w:proofErr w:type="spellEnd"/>
       <w:r>
@@ -1463,10 +1520,1368 @@
     </w:p>
     <w:p>
       <w:pPr>
+        <w:spacing w:after="0" w:line="240" w:lineRule="auto"/>
+        <w:jc w:val="center"/>
+      </w:pPr>
+    </w:p>
+    <w:p>
+      <w:pPr>
         <w:pStyle w:val="a7"/>
-        <w:spacing w:after="0" w:line="240" w:lineRule="auto"/>
-        <w:jc w:val="both"/>
-      </w:pPr>
+        <w:numPr>
+          <w:ilvl w:val="0"/>
+          <w:numId w:val="3"/>
+        </w:numPr>
+        <w:spacing w:after="0" w:line="240" w:lineRule="auto"/>
+        <w:jc w:val="both"/>
+        <w:rPr>
+          <w:b/>
+        </w:rPr>
+      </w:pPr>
+      <w:r>
+        <w:rPr>
+          <w:b/>
+        </w:rPr>
+        <w:t>Запрос данных с использованием INNER JOIN</w:t>
+      </w:r>
+    </w:p>
+    <w:p>
+      <w:pPr>
+        <w:pStyle w:val="a7"/>
+        <w:spacing w:after="0" w:line="240" w:lineRule="auto"/>
+        <w:jc w:val="both"/>
+        <w:rPr>
+          <w:b/>
+        </w:rPr>
+      </w:pPr>
+    </w:p>
+    <w:p>
+      <w:pPr>
+        <w:pStyle w:val="a7"/>
+        <w:spacing w:after="0" w:line="240" w:lineRule="auto"/>
+        <w:jc w:val="both"/>
+        <w:rPr>
+          <w:b/>
+          <w:bCs/>
+        </w:rPr>
+      </w:pPr>
+      <w:r>
+        <w:rPr>
+          <w:b/>
+          <w:bCs/>
+        </w:rPr>
+        <w:t xml:space="preserve">Краткое описание выполненного </w:t>
+      </w:r>
+      <w:r>
+        <w:rPr>
+          <w:b/>
+          <w:bCs/>
+        </w:rPr>
+        <w:t>этапа</w:t>
+      </w:r>
+    </w:p>
+    <w:p>
+      <w:pPr>
+        <w:pStyle w:val="a7"/>
+        <w:spacing w:after="0" w:line="240" w:lineRule="auto"/>
+        <w:jc w:val="both"/>
+      </w:pPr>
+    </w:p>
+    <w:p>
+      <w:pPr>
+        <w:pStyle w:val="a7"/>
+        <w:spacing w:after="0" w:line="240" w:lineRule="auto"/>
+        <w:jc w:val="both"/>
+      </w:pPr>
+      <w:r>
+        <w:t xml:space="preserve">Выполнен запрос с использованием </w:t>
+      </w:r>
+      <w:r>
+        <w:rPr>
+          <w:lang w:val="en-US"/>
+        </w:rPr>
+        <w:t>INNER</w:t>
+      </w:r>
+      <w:r>
+        <w:t xml:space="preserve"> </w:t>
+      </w:r>
+      <w:r>
+        <w:rPr>
+          <w:lang w:val="en-US"/>
+        </w:rPr>
+        <w:t>JOIN</w:t>
+      </w:r>
+      <w:r>
+        <w:t xml:space="preserve">, анализ результирующего запроса и использование псевдонимов в запросе. </w:t>
+      </w:r>
+    </w:p>
+    <w:p>
+      <w:pPr>
+        <w:pStyle w:val="a7"/>
+        <w:spacing w:after="0" w:line="240" w:lineRule="auto"/>
+        <w:jc w:val="both"/>
+      </w:pPr>
+    </w:p>
+    <w:p>
+      <w:pPr>
+        <w:spacing w:after="0" w:line="240" w:lineRule="auto"/>
+        <w:ind w:firstLine="708"/>
+        <w:jc w:val="both"/>
+        <w:rPr>
+          <w:b/>
+          <w:bCs/>
+        </w:rPr>
+      </w:pPr>
+      <w:r>
+        <w:rPr>
+          <w:b/>
+          <w:bCs/>
+        </w:rPr>
+        <w:t>Использованные</w:t>
+      </w:r>
+      <w:r>
+        <w:rPr>
+          <w:b/>
+          <w:bCs/>
+        </w:rPr>
+        <w:t xml:space="preserve"> </w:t>
+      </w:r>
+      <w:r>
+        <w:rPr>
+          <w:b/>
+          <w:bCs/>
+          <w:lang w:val="en-US"/>
+        </w:rPr>
+        <w:t>SQL</w:t>
+      </w:r>
+      <w:r>
+        <w:rPr>
+          <w:b/>
+          <w:bCs/>
+        </w:rPr>
+        <w:t>-</w:t>
+      </w:r>
+      <w:r>
+        <w:rPr>
+          <w:b/>
+          <w:bCs/>
+        </w:rPr>
+        <w:t>команды</w:t>
+      </w:r>
+    </w:p>
+    <w:p>
+      <w:pPr>
+        <w:spacing w:after="0" w:line="240" w:lineRule="auto"/>
+        <w:ind w:firstLine="708"/>
+        <w:jc w:val="both"/>
+        <w:rPr>
+          <w:lang w:val="en-US"/>
+        </w:rPr>
+      </w:pPr>
+    </w:p>
+    <w:p>
+      <w:pPr>
+        <w:spacing w:after="0" w:line="240" w:lineRule="auto"/>
+        <w:ind w:firstLine="708"/>
+        <w:jc w:val="both"/>
+        <w:rPr>
+          <w:lang w:val="en-US"/>
+        </w:rPr>
+      </w:pPr>
+      <w:r>
+        <w:rPr>
+          <w:lang w:val="en-US"/>
+        </w:rPr>
+        <w:t xml:space="preserve">SELECT </w:t>
+      </w:r>
+      <w:proofErr w:type="spellStart"/>
+      <w:r>
+        <w:rPr>
+          <w:lang w:val="en-US"/>
+        </w:rPr>
+        <w:t>orders.order_id</w:t>
+      </w:r>
+      <w:proofErr w:type="spellEnd"/>
+      <w:r>
+        <w:rPr>
+          <w:lang w:val="en-US"/>
+        </w:rPr>
+        <w:t xml:space="preserve">, </w:t>
+      </w:r>
+      <w:proofErr w:type="spellStart"/>
+      <w:r>
+        <w:rPr>
+          <w:lang w:val="en-US"/>
+        </w:rPr>
+        <w:t>customers.first_name</w:t>
+      </w:r>
+      <w:proofErr w:type="spellEnd"/>
+      <w:r>
+        <w:rPr>
+          <w:lang w:val="en-US"/>
+        </w:rPr>
+        <w:t xml:space="preserve">, </w:t>
+      </w:r>
+      <w:proofErr w:type="spellStart"/>
+      <w:r>
+        <w:rPr>
+          <w:lang w:val="en-US"/>
+        </w:rPr>
+        <w:t>orders.order_date</w:t>
+      </w:r>
+      <w:proofErr w:type="spellEnd"/>
+      <w:r>
+        <w:rPr>
+          <w:lang w:val="en-US"/>
+        </w:rPr>
+        <w:t xml:space="preserve">, </w:t>
+      </w:r>
+      <w:proofErr w:type="spellStart"/>
+      <w:r>
+        <w:rPr>
+          <w:lang w:val="en-US"/>
+        </w:rPr>
+        <w:t>orders.total_amount</w:t>
+      </w:r>
+      <w:proofErr w:type="spellEnd"/>
+    </w:p>
+    <w:p>
+      <w:pPr>
+        <w:spacing w:after="0" w:line="240" w:lineRule="auto"/>
+        <w:ind w:firstLine="708"/>
+        <w:jc w:val="both"/>
+        <w:rPr>
+          <w:lang w:val="en-US"/>
+        </w:rPr>
+      </w:pPr>
+      <w:r>
+        <w:rPr>
+          <w:lang w:val="en-US"/>
+        </w:rPr>
+        <w:t>FROM orders</w:t>
+      </w:r>
+    </w:p>
+    <w:p>
+      <w:pPr>
+        <w:spacing w:after="0" w:line="240" w:lineRule="auto"/>
+        <w:ind w:firstLine="708"/>
+        <w:jc w:val="both"/>
+        <w:rPr>
+          <w:lang w:val="en-US"/>
+        </w:rPr>
+      </w:pPr>
+      <w:r>
+        <w:rPr>
+          <w:lang w:val="en-US"/>
+        </w:rPr>
+        <w:t xml:space="preserve">INNER JOIN customers ON </w:t>
+      </w:r>
+      <w:proofErr w:type="spellStart"/>
+      <w:r>
+        <w:rPr>
+          <w:lang w:val="en-US"/>
+        </w:rPr>
+        <w:t>orders.customer_id</w:t>
+      </w:r>
+      <w:proofErr w:type="spellEnd"/>
+      <w:r>
+        <w:rPr>
+          <w:lang w:val="en-US"/>
+        </w:rPr>
+        <w:t xml:space="preserve"> = </w:t>
+      </w:r>
+      <w:proofErr w:type="spellStart"/>
+      <w:r>
+        <w:rPr>
+          <w:lang w:val="en-US"/>
+        </w:rPr>
+        <w:t>customers.customer_id</w:t>
+      </w:r>
+      <w:proofErr w:type="spellEnd"/>
+      <w:r>
+        <w:rPr>
+          <w:lang w:val="en-US"/>
+        </w:rPr>
+        <w:t>;</w:t>
+      </w:r>
+    </w:p>
+    <w:p>
+      <w:pPr>
+        <w:spacing w:after="0" w:line="240" w:lineRule="auto"/>
+        <w:ind w:firstLine="708"/>
+        <w:jc w:val="both"/>
+        <w:rPr>
+          <w:lang w:val="en-US"/>
+        </w:rPr>
+      </w:pPr>
+    </w:p>
+    <w:p>
+      <w:pPr>
+        <w:spacing w:after="0" w:line="240" w:lineRule="auto"/>
+        <w:ind w:firstLine="708"/>
+        <w:jc w:val="both"/>
+        <w:rPr>
+          <w:lang w:val="en-US"/>
+        </w:rPr>
+      </w:pPr>
+      <w:r>
+        <w:rPr>
+          <w:lang w:val="en-US"/>
+        </w:rPr>
+        <w:t xml:space="preserve">SELECT </w:t>
+      </w:r>
+      <w:proofErr w:type="spellStart"/>
+      <w:r>
+        <w:rPr>
+          <w:lang w:val="en-US"/>
+        </w:rPr>
+        <w:t>o.order_id</w:t>
+      </w:r>
+      <w:proofErr w:type="spellEnd"/>
+      <w:r>
+        <w:rPr>
+          <w:lang w:val="en-US"/>
+        </w:rPr>
+        <w:t xml:space="preserve">, </w:t>
+      </w:r>
+      <w:proofErr w:type="spellStart"/>
+      <w:r>
+        <w:rPr>
+          <w:lang w:val="en-US"/>
+        </w:rPr>
+        <w:t>c.first_name</w:t>
+      </w:r>
+      <w:proofErr w:type="spellEnd"/>
+      <w:r>
+        <w:rPr>
+          <w:lang w:val="en-US"/>
+        </w:rPr>
+        <w:t xml:space="preserve">, </w:t>
+      </w:r>
+      <w:proofErr w:type="spellStart"/>
+      <w:r>
+        <w:rPr>
+          <w:lang w:val="en-US"/>
+        </w:rPr>
+        <w:t>o.order_date</w:t>
+      </w:r>
+      <w:proofErr w:type="spellEnd"/>
+      <w:r>
+        <w:rPr>
+          <w:lang w:val="en-US"/>
+        </w:rPr>
+        <w:t xml:space="preserve">, </w:t>
+      </w:r>
+      <w:proofErr w:type="spellStart"/>
+      <w:r>
+        <w:rPr>
+          <w:lang w:val="en-US"/>
+        </w:rPr>
+        <w:t>o.total_amount</w:t>
+      </w:r>
+      <w:proofErr w:type="spellEnd"/>
+    </w:p>
+    <w:p>
+      <w:pPr>
+        <w:spacing w:after="0" w:line="240" w:lineRule="auto"/>
+        <w:ind w:firstLine="708"/>
+        <w:jc w:val="both"/>
+        <w:rPr>
+          <w:lang w:val="en-US"/>
+        </w:rPr>
+      </w:pPr>
+      <w:r>
+        <w:rPr>
+          <w:lang w:val="en-US"/>
+        </w:rPr>
+        <w:t>FROM orders o</w:t>
+      </w:r>
+    </w:p>
+    <w:p>
+      <w:pPr>
+        <w:spacing w:after="0" w:line="240" w:lineRule="auto"/>
+        <w:ind w:firstLine="708"/>
+        <w:jc w:val="both"/>
+        <w:rPr>
+          <w:lang w:val="en-US"/>
+        </w:rPr>
+      </w:pPr>
+      <w:r>
+        <w:rPr>
+          <w:lang w:val="en-US"/>
+        </w:rPr>
+        <w:t xml:space="preserve">INNER JOIN customers c ON </w:t>
+      </w:r>
+      <w:proofErr w:type="spellStart"/>
+      <w:r>
+        <w:rPr>
+          <w:lang w:val="en-US"/>
+        </w:rPr>
+        <w:t>o.customer_id</w:t>
+      </w:r>
+      <w:proofErr w:type="spellEnd"/>
+      <w:r>
+        <w:rPr>
+          <w:lang w:val="en-US"/>
+        </w:rPr>
+        <w:t xml:space="preserve"> = </w:t>
+      </w:r>
+      <w:proofErr w:type="spellStart"/>
+      <w:r>
+        <w:rPr>
+          <w:lang w:val="en-US"/>
+        </w:rPr>
+        <w:t>c.customer_id</w:t>
+      </w:r>
+      <w:proofErr w:type="spellEnd"/>
+      <w:r>
+        <w:rPr>
+          <w:lang w:val="en-US"/>
+        </w:rPr>
+        <w:t>;</w:t>
+      </w:r>
+    </w:p>
+    <w:p>
+      <w:pPr>
+        <w:spacing w:after="0" w:line="240" w:lineRule="auto"/>
+        <w:ind w:firstLine="708"/>
+        <w:jc w:val="both"/>
+        <w:rPr>
+          <w:lang w:val="en-US"/>
+        </w:rPr>
+      </w:pPr>
+    </w:p>
+    <w:p>
+      <w:pPr>
+        <w:spacing w:after="0" w:line="240" w:lineRule="auto"/>
+        <w:jc w:val="both"/>
+      </w:pPr>
+      <w:r>
+        <w:rPr>
+          <w:lang w:val="en-US"/>
+        </w:rPr>
+        <w:tab/>
+      </w:r>
+      <w:r>
+        <w:rPr>
+          <w:b/>
+          <w:bCs/>
+        </w:rPr>
+        <w:t>Скриншоты</w:t>
+      </w:r>
+      <w:r>
+        <w:t>:</w:t>
+      </w:r>
+    </w:p>
+    <w:p>
+      <w:pPr>
+        <w:spacing w:after="0" w:line="240" w:lineRule="auto"/>
+        <w:jc w:val="both"/>
+      </w:pPr>
+    </w:p>
+    <w:p>
+      <w:pPr>
+        <w:spacing w:after="0" w:line="240" w:lineRule="auto"/>
+        <w:jc w:val="center"/>
+      </w:pPr>
+      <w:r>
+        <w:drawing>
+          <wp:inline distT="0" distB="0" distL="0" distR="0" wp14:anchorId="1E3D7B7D" wp14:editId="315F26B2">
+            <wp:extent cx="5940425" cy="3217545"/>
+            <wp:effectExtent l="0" t="0" r="3175" b="1905"/>
+            <wp:docPr id="5" name="Рисунок 5"/>
+            <wp:cNvGraphicFramePr>
+              <a:graphicFrameLocks xmlns:a="http://schemas.openxmlformats.org/drawingml/2006/main" noChangeAspect="1"/>
+            </wp:cNvGraphicFramePr>
+            <a:graphic xmlns:a="http://schemas.openxmlformats.org/drawingml/2006/main">
+              <a:graphicData uri="http://schemas.openxmlformats.org/drawingml/2006/picture">
+                <pic:pic xmlns:pic="http://schemas.openxmlformats.org/drawingml/2006/picture">
+                  <pic:nvPicPr>
+                    <pic:cNvPr id="1" name=""/>
+                    <pic:cNvPicPr/>
+                  </pic:nvPicPr>
+                  <pic:blipFill>
+                    <a:blip r:embed="rId7"/>
+                    <a:stretch>
+                      <a:fillRect/>
+                    </a:stretch>
+                  </pic:blipFill>
+                  <pic:spPr>
+                    <a:xfrm>
+                      <a:off x="0" y="0"/>
+                      <a:ext cx="5940425" cy="3217545"/>
+                    </a:xfrm>
+                    <a:prstGeom prst="rect">
+                      <a:avLst/>
+                    </a:prstGeom>
+                  </pic:spPr>
+                </pic:pic>
+              </a:graphicData>
+            </a:graphic>
+          </wp:inline>
+        </w:drawing>
+      </w:r>
+    </w:p>
+    <w:p>
+      <w:pPr>
+        <w:pStyle w:val="a7"/>
+        <w:spacing w:after="0" w:line="240" w:lineRule="auto"/>
+        <w:jc w:val="both"/>
+      </w:pPr>
+    </w:p>
+    <w:p>
+      <w:pPr>
+        <w:spacing w:after="0" w:line="240" w:lineRule="auto"/>
+        <w:jc w:val="center"/>
+      </w:pPr>
+      <w:r>
+        <w:t>Рисунок 3</w:t>
+      </w:r>
+      <w:r>
+        <w:t xml:space="preserve"> - </w:t>
+      </w:r>
+      <w:r>
+        <w:t>Запрос данных с использованием INNER JOIN</w:t>
+      </w:r>
+    </w:p>
+    <w:p>
+      <w:pPr>
+        <w:pStyle w:val="a7"/>
+        <w:spacing w:after="0" w:line="240" w:lineRule="auto"/>
+        <w:jc w:val="both"/>
+      </w:pPr>
+    </w:p>
+    <w:p>
+      <w:pPr>
+        <w:pStyle w:val="a7"/>
+        <w:numPr>
+          <w:ilvl w:val="0"/>
+          <w:numId w:val="3"/>
+        </w:numPr>
+        <w:spacing w:after="0" w:line="240" w:lineRule="auto"/>
+        <w:jc w:val="both"/>
+        <w:rPr>
+          <w:b/>
+        </w:rPr>
+      </w:pPr>
+      <w:r>
+        <w:rPr>
+          <w:b/>
+        </w:rPr>
+        <w:t>Сравнение результатов LEFT, RIGHT и FULL OUTER JOIN</w:t>
+      </w:r>
+    </w:p>
+    <w:p>
+      <w:pPr>
+        <w:pStyle w:val="a7"/>
+        <w:spacing w:after="0" w:line="240" w:lineRule="auto"/>
+        <w:jc w:val="both"/>
+        <w:rPr>
+          <w:b/>
+        </w:rPr>
+      </w:pPr>
+    </w:p>
+    <w:p>
+      <w:pPr>
+        <w:pStyle w:val="a7"/>
+        <w:spacing w:after="0" w:line="240" w:lineRule="auto"/>
+        <w:jc w:val="both"/>
+        <w:rPr>
+          <w:b/>
+          <w:bCs/>
+        </w:rPr>
+      </w:pPr>
+      <w:r>
+        <w:rPr>
+          <w:b/>
+          <w:bCs/>
+        </w:rPr>
+        <w:t xml:space="preserve">Краткое описание выполненного </w:t>
+      </w:r>
+      <w:r>
+        <w:rPr>
+          <w:b/>
+          <w:bCs/>
+        </w:rPr>
+        <w:t>этапа</w:t>
+      </w:r>
+    </w:p>
+    <w:p>
+      <w:pPr>
+        <w:pStyle w:val="a7"/>
+        <w:spacing w:after="0" w:line="240" w:lineRule="auto"/>
+        <w:jc w:val="both"/>
+      </w:pPr>
+    </w:p>
+    <w:p>
+      <w:pPr>
+        <w:pStyle w:val="a7"/>
+        <w:spacing w:after="0" w:line="240" w:lineRule="auto"/>
+        <w:jc w:val="both"/>
+      </w:pPr>
+      <w:r>
+        <w:t>Выполнено теоретическое</w:t>
+      </w:r>
+      <w:r>
+        <w:t xml:space="preserve"> </w:t>
+      </w:r>
+      <w:r>
+        <w:t xml:space="preserve">и практическое изучение </w:t>
+      </w:r>
+      <w:r>
+        <w:rPr>
+          <w:lang w:val="en-US"/>
+        </w:rPr>
+        <w:t>OUTER</w:t>
+      </w:r>
+      <w:r>
+        <w:t xml:space="preserve"> </w:t>
+      </w:r>
+      <w:r>
+        <w:rPr>
+          <w:lang w:val="en-US"/>
+        </w:rPr>
+        <w:t>JOIN</w:t>
+      </w:r>
+      <w:r>
+        <w:t>.</w:t>
+      </w:r>
+    </w:p>
+    <w:p>
+      <w:pPr>
+        <w:pStyle w:val="a7"/>
+        <w:spacing w:after="0" w:line="240" w:lineRule="auto"/>
+        <w:jc w:val="both"/>
+      </w:pPr>
+    </w:p>
+    <w:p>
+      <w:pPr>
+        <w:spacing w:after="0" w:line="240" w:lineRule="auto"/>
+        <w:ind w:firstLine="708"/>
+        <w:jc w:val="both"/>
+        <w:rPr>
+          <w:b/>
+          <w:bCs/>
+        </w:rPr>
+      </w:pPr>
+      <w:r>
+        <w:rPr>
+          <w:b/>
+          <w:bCs/>
+        </w:rPr>
+        <w:t>Использованные</w:t>
+      </w:r>
+      <w:r>
+        <w:rPr>
+          <w:b/>
+          <w:bCs/>
+        </w:rPr>
+        <w:t xml:space="preserve"> </w:t>
+      </w:r>
+      <w:r>
+        <w:rPr>
+          <w:b/>
+          <w:bCs/>
+          <w:lang w:val="en-US"/>
+        </w:rPr>
+        <w:t>SQL</w:t>
+      </w:r>
+      <w:r>
+        <w:rPr>
+          <w:b/>
+          <w:bCs/>
+        </w:rPr>
+        <w:t>-</w:t>
+      </w:r>
+      <w:r>
+        <w:rPr>
+          <w:b/>
+          <w:bCs/>
+        </w:rPr>
+        <w:t>команды</w:t>
+      </w:r>
+    </w:p>
+    <w:p>
+      <w:pPr>
+        <w:spacing w:after="0" w:line="240" w:lineRule="auto"/>
+        <w:ind w:firstLine="708"/>
+        <w:jc w:val="both"/>
+      </w:pPr>
+    </w:p>
+    <w:p>
+      <w:pPr>
+        <w:spacing w:after="0" w:line="240" w:lineRule="auto"/>
+        <w:ind w:firstLine="708"/>
+        <w:jc w:val="both"/>
+        <w:rPr>
+          <w:lang w:val="en-US"/>
+        </w:rPr>
+      </w:pPr>
+      <w:r>
+        <w:rPr>
+          <w:lang w:val="en-US"/>
+        </w:rPr>
+        <w:t>INSERT INTO customers (</w:t>
+      </w:r>
+      <w:proofErr w:type="spellStart"/>
+      <w:r>
+        <w:rPr>
+          <w:lang w:val="en-US"/>
+        </w:rPr>
+        <w:t>first_name</w:t>
+      </w:r>
+      <w:proofErr w:type="spellEnd"/>
+      <w:r>
+        <w:rPr>
+          <w:lang w:val="en-US"/>
+        </w:rPr>
+        <w:t xml:space="preserve">, </w:t>
+      </w:r>
+      <w:proofErr w:type="spellStart"/>
+      <w:r>
+        <w:rPr>
+          <w:lang w:val="en-US"/>
+        </w:rPr>
+        <w:t>last_name</w:t>
+      </w:r>
+      <w:proofErr w:type="spellEnd"/>
+      <w:r>
+        <w:rPr>
+          <w:lang w:val="en-US"/>
+        </w:rPr>
+        <w:t>, email) VALUES</w:t>
+      </w:r>
+    </w:p>
+    <w:p>
+      <w:pPr>
+        <w:spacing w:after="0" w:line="240" w:lineRule="auto"/>
+        <w:ind w:firstLine="708"/>
+        <w:jc w:val="both"/>
+        <w:rPr>
+          <w:lang w:val="en-US"/>
+        </w:rPr>
+      </w:pPr>
+      <w:r>
+        <w:rPr>
+          <w:lang w:val="en-US"/>
+        </w:rPr>
+        <w:t>('Alice', 'Brown', 'alice.brown@example.com');</w:t>
+      </w:r>
+    </w:p>
+    <w:p>
+      <w:pPr>
+        <w:spacing w:after="0" w:line="240" w:lineRule="auto"/>
+        <w:ind w:firstLine="708"/>
+        <w:jc w:val="both"/>
+      </w:pPr>
+    </w:p>
+    <w:p>
+      <w:pPr>
+        <w:spacing w:after="0" w:line="240" w:lineRule="auto"/>
+        <w:ind w:firstLine="708"/>
+        <w:jc w:val="both"/>
+        <w:rPr>
+          <w:lang w:val="en-US"/>
+        </w:rPr>
+      </w:pPr>
+      <w:r>
+        <w:rPr>
+          <w:lang w:val="en-US"/>
+        </w:rPr>
+        <w:t>SELECT * FROM customers;</w:t>
+      </w:r>
+    </w:p>
+    <w:p>
+      <w:pPr>
+        <w:spacing w:after="0" w:line="240" w:lineRule="auto"/>
+        <w:ind w:firstLine="708"/>
+        <w:jc w:val="both"/>
+        <w:rPr>
+          <w:lang w:val="en-US"/>
+        </w:rPr>
+      </w:pPr>
+    </w:p>
+    <w:p>
+      <w:pPr>
+        <w:spacing w:after="0" w:line="240" w:lineRule="auto"/>
+        <w:ind w:firstLine="708"/>
+        <w:jc w:val="both"/>
+        <w:rPr>
+          <w:lang w:val="en-US"/>
+        </w:rPr>
+      </w:pPr>
+      <w:r>
+        <w:rPr>
+          <w:lang w:val="en-US"/>
+        </w:rPr>
+        <w:t xml:space="preserve">SELECT </w:t>
+      </w:r>
+      <w:proofErr w:type="spellStart"/>
+      <w:r>
+        <w:rPr>
+          <w:lang w:val="en-US"/>
+        </w:rPr>
+        <w:t>customers.first_name</w:t>
+      </w:r>
+      <w:proofErr w:type="spellEnd"/>
+      <w:r>
+        <w:rPr>
+          <w:lang w:val="en-US"/>
+        </w:rPr>
+        <w:t xml:space="preserve">, </w:t>
+      </w:r>
+      <w:proofErr w:type="spellStart"/>
+      <w:r>
+        <w:rPr>
+          <w:lang w:val="en-US"/>
+        </w:rPr>
+        <w:t>orders.order_id</w:t>
+      </w:r>
+      <w:proofErr w:type="spellEnd"/>
+      <w:r>
+        <w:rPr>
+          <w:lang w:val="en-US"/>
+        </w:rPr>
+        <w:t xml:space="preserve">, </w:t>
+      </w:r>
+      <w:proofErr w:type="spellStart"/>
+      <w:r>
+        <w:rPr>
+          <w:lang w:val="en-US"/>
+        </w:rPr>
+        <w:t>orders.order_date</w:t>
+      </w:r>
+      <w:proofErr w:type="spellEnd"/>
+    </w:p>
+    <w:p>
+      <w:pPr>
+        <w:spacing w:after="0" w:line="240" w:lineRule="auto"/>
+        <w:ind w:firstLine="708"/>
+        <w:jc w:val="both"/>
+        <w:rPr>
+          <w:lang w:val="en-US"/>
+        </w:rPr>
+      </w:pPr>
+      <w:r>
+        <w:rPr>
+          <w:lang w:val="en-US"/>
+        </w:rPr>
+        <w:t>FROM customers</w:t>
+      </w:r>
+    </w:p>
+    <w:p>
+      <w:pPr>
+        <w:spacing w:after="0" w:line="240" w:lineRule="auto"/>
+        <w:ind w:firstLine="708"/>
+        <w:jc w:val="both"/>
+        <w:rPr>
+          <w:lang w:val="en-US"/>
+        </w:rPr>
+      </w:pPr>
+      <w:r>
+        <w:rPr>
+          <w:lang w:val="en-US"/>
+        </w:rPr>
+        <w:t xml:space="preserve">LEFT OUTER JOIN orders ON </w:t>
+      </w:r>
+      <w:proofErr w:type="spellStart"/>
+      <w:r>
+        <w:rPr>
+          <w:lang w:val="en-US"/>
+        </w:rPr>
+        <w:t>customers.customer_id</w:t>
+      </w:r>
+      <w:proofErr w:type="spellEnd"/>
+      <w:r>
+        <w:rPr>
+          <w:lang w:val="en-US"/>
+        </w:rPr>
+        <w:t xml:space="preserve"> = </w:t>
+      </w:r>
+      <w:proofErr w:type="spellStart"/>
+      <w:r>
+        <w:rPr>
+          <w:lang w:val="en-US"/>
+        </w:rPr>
+        <w:t>orders.customer_id</w:t>
+      </w:r>
+      <w:proofErr w:type="spellEnd"/>
+      <w:r>
+        <w:rPr>
+          <w:lang w:val="en-US"/>
+        </w:rPr>
+        <w:t>;</w:t>
+      </w:r>
+    </w:p>
+    <w:p>
+      <w:pPr>
+        <w:spacing w:after="0" w:line="240" w:lineRule="auto"/>
+        <w:ind w:firstLine="708"/>
+        <w:jc w:val="both"/>
+      </w:pPr>
+    </w:p>
+    <w:p>
+      <w:pPr>
+        <w:spacing w:after="0" w:line="240" w:lineRule="auto"/>
+        <w:ind w:firstLine="708"/>
+        <w:jc w:val="both"/>
+        <w:rPr>
+          <w:lang w:val="en-US"/>
+        </w:rPr>
+      </w:pPr>
+      <w:r>
+        <w:rPr>
+          <w:lang w:val="en-US"/>
+        </w:rPr>
+        <w:t xml:space="preserve">SELECT </w:t>
+      </w:r>
+      <w:proofErr w:type="spellStart"/>
+      <w:r>
+        <w:rPr>
+          <w:lang w:val="en-US"/>
+        </w:rPr>
+        <w:t>customers.first_name</w:t>
+      </w:r>
+      <w:proofErr w:type="spellEnd"/>
+      <w:r>
+        <w:rPr>
+          <w:lang w:val="en-US"/>
+        </w:rPr>
+        <w:t xml:space="preserve">, </w:t>
+      </w:r>
+      <w:proofErr w:type="spellStart"/>
+      <w:r>
+        <w:rPr>
+          <w:lang w:val="en-US"/>
+        </w:rPr>
+        <w:t>orders.order_id</w:t>
+      </w:r>
+      <w:proofErr w:type="spellEnd"/>
+      <w:r>
+        <w:rPr>
+          <w:lang w:val="en-US"/>
+        </w:rPr>
+        <w:t xml:space="preserve">, </w:t>
+      </w:r>
+      <w:proofErr w:type="spellStart"/>
+      <w:r>
+        <w:rPr>
+          <w:lang w:val="en-US"/>
+        </w:rPr>
+        <w:t>orders.order_date</w:t>
+      </w:r>
+      <w:proofErr w:type="spellEnd"/>
+    </w:p>
+    <w:p>
+      <w:pPr>
+        <w:spacing w:after="0" w:line="240" w:lineRule="auto"/>
+        <w:ind w:firstLine="708"/>
+        <w:jc w:val="both"/>
+      </w:pPr>
+      <w:r>
+        <w:t xml:space="preserve">FROM </w:t>
+      </w:r>
+      <w:proofErr w:type="spellStart"/>
+      <w:r>
+        <w:t>customers</w:t>
+      </w:r>
+      <w:proofErr w:type="spellEnd"/>
+    </w:p>
+    <w:p>
+      <w:pPr>
+        <w:spacing w:after="0" w:line="240" w:lineRule="auto"/>
+        <w:ind w:firstLine="708"/>
+        <w:jc w:val="both"/>
+        <w:rPr>
+          <w:lang w:val="en-US"/>
+        </w:rPr>
+      </w:pPr>
+      <w:r>
+        <w:rPr>
+          <w:lang w:val="en-US"/>
+        </w:rPr>
+        <w:t xml:space="preserve">RIGHT OUTER JOIN orders ON </w:t>
+      </w:r>
+      <w:proofErr w:type="spellStart"/>
+      <w:r>
+        <w:rPr>
+          <w:lang w:val="en-US"/>
+        </w:rPr>
+        <w:t>customers.customer_id</w:t>
+      </w:r>
+      <w:proofErr w:type="spellEnd"/>
+      <w:r>
+        <w:rPr>
+          <w:lang w:val="en-US"/>
+        </w:rPr>
+        <w:t xml:space="preserve"> = </w:t>
+      </w:r>
+      <w:proofErr w:type="spellStart"/>
+      <w:r>
+        <w:rPr>
+          <w:lang w:val="en-US"/>
+        </w:rPr>
+        <w:t>orders.customer_id</w:t>
+      </w:r>
+      <w:proofErr w:type="spellEnd"/>
+      <w:r>
+        <w:rPr>
+          <w:lang w:val="en-US"/>
+        </w:rPr>
+        <w:t>;</w:t>
+      </w:r>
+    </w:p>
+    <w:p>
+      <w:pPr>
+        <w:spacing w:after="0" w:line="240" w:lineRule="auto"/>
+        <w:ind w:firstLine="708"/>
+        <w:jc w:val="both"/>
+        <w:rPr>
+          <w:lang w:val="en-US"/>
+        </w:rPr>
+      </w:pPr>
+    </w:p>
+    <w:p>
+      <w:pPr>
+        <w:spacing w:after="0" w:line="240" w:lineRule="auto"/>
+        <w:ind w:firstLine="708"/>
+        <w:jc w:val="both"/>
+        <w:rPr>
+          <w:lang w:val="en-US"/>
+        </w:rPr>
+      </w:pPr>
+      <w:r>
+        <w:rPr>
+          <w:lang w:val="en-US"/>
+        </w:rPr>
+        <w:t xml:space="preserve">SELECT </w:t>
+      </w:r>
+      <w:proofErr w:type="spellStart"/>
+      <w:r>
+        <w:rPr>
+          <w:lang w:val="en-US"/>
+        </w:rPr>
+        <w:t>customers.first_name</w:t>
+      </w:r>
+      <w:proofErr w:type="spellEnd"/>
+      <w:r>
+        <w:rPr>
+          <w:lang w:val="en-US"/>
+        </w:rPr>
+        <w:t xml:space="preserve">, </w:t>
+      </w:r>
+      <w:proofErr w:type="spellStart"/>
+      <w:r>
+        <w:rPr>
+          <w:lang w:val="en-US"/>
+        </w:rPr>
+        <w:t>orders.order_id</w:t>
+      </w:r>
+      <w:proofErr w:type="spellEnd"/>
+      <w:r>
+        <w:rPr>
+          <w:lang w:val="en-US"/>
+        </w:rPr>
+        <w:t xml:space="preserve">, </w:t>
+      </w:r>
+      <w:proofErr w:type="spellStart"/>
+      <w:r>
+        <w:rPr>
+          <w:lang w:val="en-US"/>
+        </w:rPr>
+        <w:t>orders.order_date</w:t>
+      </w:r>
+      <w:proofErr w:type="spellEnd"/>
+    </w:p>
+    <w:p>
+      <w:pPr>
+        <w:spacing w:after="0" w:line="240" w:lineRule="auto"/>
+        <w:ind w:firstLine="708"/>
+        <w:jc w:val="both"/>
+        <w:rPr>
+          <w:lang w:val="en-US"/>
+        </w:rPr>
+      </w:pPr>
+      <w:r>
+        <w:rPr>
+          <w:lang w:val="en-US"/>
+        </w:rPr>
+        <w:t>FROM customers</w:t>
+      </w:r>
+    </w:p>
+    <w:p>
+      <w:pPr>
+        <w:spacing w:after="0" w:line="240" w:lineRule="auto"/>
+        <w:ind w:firstLine="708"/>
+        <w:jc w:val="both"/>
+        <w:rPr>
+          <w:lang w:val="en-US"/>
+        </w:rPr>
+      </w:pPr>
+      <w:r>
+        <w:rPr>
+          <w:lang w:val="en-US"/>
+        </w:rPr>
+        <w:t xml:space="preserve">FULL OUTER JOIN orders ON </w:t>
+      </w:r>
+      <w:proofErr w:type="spellStart"/>
+      <w:r>
+        <w:rPr>
+          <w:lang w:val="en-US"/>
+        </w:rPr>
+        <w:t>customers.customer_id</w:t>
+      </w:r>
+      <w:proofErr w:type="spellEnd"/>
+      <w:r>
+        <w:rPr>
+          <w:lang w:val="en-US"/>
+        </w:rPr>
+        <w:t xml:space="preserve"> = </w:t>
+      </w:r>
+      <w:proofErr w:type="spellStart"/>
+      <w:r>
+        <w:rPr>
+          <w:lang w:val="en-US"/>
+        </w:rPr>
+        <w:t>orders.customer_id</w:t>
+      </w:r>
+      <w:proofErr w:type="spellEnd"/>
+      <w:r>
+        <w:rPr>
+          <w:lang w:val="en-US"/>
+        </w:rPr>
+        <w:t>;</w:t>
+      </w:r>
+    </w:p>
+    <w:p>
+      <w:pPr>
+        <w:spacing w:after="0" w:line="240" w:lineRule="auto"/>
+        <w:ind w:firstLine="708"/>
+        <w:jc w:val="both"/>
+        <w:rPr>
+          <w:lang w:val="en-US"/>
+        </w:rPr>
+      </w:pPr>
+    </w:p>
+    <w:p>
+      <w:pPr>
+        <w:spacing w:after="0" w:line="240" w:lineRule="auto"/>
+        <w:jc w:val="both"/>
+        <w:rPr>
+          <w:lang w:val="en-US"/>
+        </w:rPr>
+      </w:pPr>
+      <w:r>
+        <w:rPr>
+          <w:lang w:val="en-US"/>
+        </w:rPr>
+        <w:tab/>
+      </w:r>
+      <w:r>
+        <w:rPr>
+          <w:b/>
+          <w:bCs/>
+        </w:rPr>
+        <w:t>Скриншоты</w:t>
+      </w:r>
+      <w:r>
+        <w:rPr>
+          <w:lang w:val="en-US"/>
+        </w:rPr>
+        <w:t>:</w:t>
+      </w:r>
+    </w:p>
+    <w:p>
+      <w:pPr>
+        <w:spacing w:after="0" w:line="240" w:lineRule="auto"/>
+        <w:jc w:val="both"/>
+        <w:rPr>
+          <w:lang w:val="en-US"/>
+        </w:rPr>
+      </w:pPr>
+    </w:p>
+    <w:p>
+      <w:pPr>
+        <w:spacing w:after="0" w:line="240" w:lineRule="auto"/>
+        <w:jc w:val="both"/>
+      </w:pPr>
+      <w:r>
+        <w:drawing>
+          <wp:inline distT="0" distB="0" distL="0" distR="0" wp14:anchorId="4951869E" wp14:editId="5B8779E7">
+            <wp:extent cx="5940425" cy="3217545"/>
+            <wp:effectExtent l="0" t="0" r="3175" b="1905"/>
+            <wp:docPr id="7" name="Рисунок 7"/>
+            <wp:cNvGraphicFramePr>
+              <a:graphicFrameLocks xmlns:a="http://schemas.openxmlformats.org/drawingml/2006/main" noChangeAspect="1"/>
+            </wp:cNvGraphicFramePr>
+            <a:graphic xmlns:a="http://schemas.openxmlformats.org/drawingml/2006/main">
+              <a:graphicData uri="http://schemas.openxmlformats.org/drawingml/2006/picture">
+                <pic:pic xmlns:pic="http://schemas.openxmlformats.org/drawingml/2006/picture">
+                  <pic:nvPicPr>
+                    <pic:cNvPr id="1" name=""/>
+                    <pic:cNvPicPr/>
+                  </pic:nvPicPr>
+                  <pic:blipFill>
+                    <a:blip r:embed="rId8"/>
+                    <a:stretch>
+                      <a:fillRect/>
+                    </a:stretch>
+                  </pic:blipFill>
+                  <pic:spPr>
+                    <a:xfrm>
+                      <a:off x="0" y="0"/>
+                      <a:ext cx="5940425" cy="3217545"/>
+                    </a:xfrm>
+                    <a:prstGeom prst="rect">
+                      <a:avLst/>
+                    </a:prstGeom>
+                  </pic:spPr>
+                </pic:pic>
+              </a:graphicData>
+            </a:graphic>
+          </wp:inline>
+        </w:drawing>
+      </w:r>
+    </w:p>
+    <w:p>
+      <w:pPr>
+        <w:spacing w:after="0" w:line="240" w:lineRule="auto"/>
+        <w:jc w:val="center"/>
+      </w:pPr>
+    </w:p>
+    <w:p>
+      <w:pPr>
+        <w:spacing w:after="0" w:line="240" w:lineRule="auto"/>
+        <w:jc w:val="center"/>
+      </w:pPr>
+      <w:r>
+        <w:t>Рисунок 4</w:t>
+      </w:r>
+      <w:r>
+        <w:t xml:space="preserve"> - </w:t>
+      </w:r>
+      <w:r>
+        <w:t>Сравнение результатов LEFT, RIGHT и FULL OUTER JOIN</w:t>
+      </w:r>
+      <w:r>
+        <w:t xml:space="preserve"> 1/2</w:t>
+      </w:r>
+    </w:p>
+    <w:p>
+      <w:pPr>
+        <w:pStyle w:val="a7"/>
+        <w:spacing w:after="0" w:line="240" w:lineRule="auto"/>
+        <w:jc w:val="both"/>
+      </w:pPr>
+    </w:p>
+    <w:p>
+      <w:pPr>
+        <w:spacing w:after="0" w:line="240" w:lineRule="auto"/>
+        <w:jc w:val="both"/>
+      </w:pPr>
+      <w:r>
+        <w:lastRenderedPageBreak/>
+        <w:drawing>
+          <wp:inline distT="0" distB="0" distL="0" distR="0" wp14:anchorId="2A91CB5B" wp14:editId="1CC67908">
+            <wp:extent cx="5940425" cy="3217545"/>
+            <wp:effectExtent l="0" t="0" r="3175" b="1905"/>
+            <wp:docPr id="8" name="Рисунок 8"/>
+            <wp:cNvGraphicFramePr>
+              <a:graphicFrameLocks xmlns:a="http://schemas.openxmlformats.org/drawingml/2006/main" noChangeAspect="1"/>
+            </wp:cNvGraphicFramePr>
+            <a:graphic xmlns:a="http://schemas.openxmlformats.org/drawingml/2006/main">
+              <a:graphicData uri="http://schemas.openxmlformats.org/drawingml/2006/picture">
+                <pic:pic xmlns:pic="http://schemas.openxmlformats.org/drawingml/2006/picture">
+                  <pic:nvPicPr>
+                    <pic:cNvPr id="1" name=""/>
+                    <pic:cNvPicPr/>
+                  </pic:nvPicPr>
+                  <pic:blipFill>
+                    <a:blip r:embed="rId9"/>
+                    <a:stretch>
+                      <a:fillRect/>
+                    </a:stretch>
+                  </pic:blipFill>
+                  <pic:spPr>
+                    <a:xfrm>
+                      <a:off x="0" y="0"/>
+                      <a:ext cx="5940425" cy="3217545"/>
+                    </a:xfrm>
+                    <a:prstGeom prst="rect">
+                      <a:avLst/>
+                    </a:prstGeom>
+                  </pic:spPr>
+                </pic:pic>
+              </a:graphicData>
+            </a:graphic>
+          </wp:inline>
+        </w:drawing>
+      </w:r>
+    </w:p>
+    <w:p>
+      <w:pPr>
+        <w:spacing w:after="0" w:line="240" w:lineRule="auto"/>
+        <w:jc w:val="both"/>
+      </w:pPr>
+    </w:p>
+    <w:p>
+      <w:pPr>
+        <w:spacing w:after="0" w:line="240" w:lineRule="auto"/>
+        <w:jc w:val="center"/>
+      </w:pPr>
+      <w:r>
+        <w:t>Рисунок 5</w:t>
+      </w:r>
+      <w:r>
+        <w:t xml:space="preserve"> - </w:t>
+      </w:r>
+      <w:r>
+        <w:t>Сравнение результатов LEFT, RIGHT и FULL OUTER JOIN</w:t>
+      </w:r>
+      <w:r>
+        <w:t xml:space="preserve"> 2/2</w:t>
+      </w:r>
+    </w:p>
+    <w:p>
+      <w:pPr>
+        <w:spacing w:after="0" w:line="240" w:lineRule="auto"/>
+        <w:jc w:val="both"/>
+      </w:pPr>
+    </w:p>
+    <w:p>
+      <w:pPr>
+        <w:pStyle w:val="a7"/>
+        <w:spacing w:after="0" w:line="240" w:lineRule="auto"/>
+        <w:jc w:val="both"/>
+        <w:rPr>
+          <w:b/>
+          <w:bCs/>
+        </w:rPr>
+      </w:pPr>
+      <w:r>
+        <w:rPr>
+          <w:b/>
+          <w:bCs/>
+        </w:rPr>
+        <w:t>Краткий вывод</w:t>
+      </w:r>
+    </w:p>
+    <w:p>
+      <w:pPr>
+        <w:spacing w:after="0" w:line="240" w:lineRule="auto"/>
+        <w:jc w:val="both"/>
+      </w:pPr>
+    </w:p>
+    <w:p>
+      <w:pPr>
+        <w:spacing w:after="0" w:line="240" w:lineRule="auto"/>
+        <w:ind w:firstLine="708"/>
+        <w:jc w:val="both"/>
+      </w:pPr>
+      <w:bookmarkStart w:id="0" w:name="_GoBack"/>
+      <w:bookmarkEnd w:id="0"/>
+      <w:r>
+        <w:t>В данной лабораторной работе выполнено создание таблицы с ограничениями внешнего ключа и установка связи между таблицами с помощью внешнего ключа, после создания таблиц были выполнены запросы по вставке данных и проверке соблюдения ограничения внешнего ключа, так же изучены типы операций JOIN для извлечения данных из связанных таблиц.</w:t>
+      </w:r>
     </w:p>
     <w:sectPr>
       <w:pgSz w:w="11906" w:h="16838"/>
@@ -1479,8 +2894,186 @@
 </file>
 
 <file path=word/numbering.xml><?xml version="1.0" encoding="utf-8"?>
-<w:numbering xmlns:wpc="http://schemas.microsoft.com/office/word/2010/wordprocessingCanvas" xmlns:cx="http://schemas.microsoft.com/office/drawing/2014/chartex" xmlns:cx1="http://schemas.microsoft.com/office/drawing/2015/9/8/chartex" xmlns:cx2="http://schemas.microsoft.com/office/drawing/2015/10/21/chartex" xmlns:cx3="http://schemas.microsoft.com/office/drawing/2016/5/9/chartex" xmlns:cx4="http://schemas.microsoft.com/office/drawing/2016/5/10/chartex" xmlns:cx5="http://schemas.microsoft.com/office/drawing/2016/5/11/chartex" xmlns:cx6="http://schemas.microsoft.com/office/drawing/2016/5/12/chartex" xmlns:cx7="http://schemas.microsoft.com/office/drawing/2016/5/13/chartex" xmlns:cx8="http://schemas.microsoft.com/office/drawing/2016/5/14/chartex" xmlns:mc="http://schemas.openxmlformats.org/markup-compatibility/2006" xmlns:aink="http://schemas.microsoft.com/office/drawing/2016/ink" xmlns:am3d="http://schemas.microsoft.com/office/drawing/2017/model3d" xmlns:o="urn:schemas-microsoft-com:office:office" xmlns:oel="http://schemas.microsoft.com/office/2019/extlst" xmlns:r="http://schemas.openxmlformats.org/officeDocument/2006/relationships" xmlns:m="http://schemas.openxmlformats.org/officeDocument/2006/math" xmlns:v="urn:schemas-microsoft-com:vml" xmlns:wp14="http://schemas.microsoft.com/office/word/2010/wordprocessingDrawing" xmlns:wp="http://schemas.openxmlformats.org/drawingml/2006/wordprocessingDrawing" xmlns:w10="urn:schemas-microsoft-com:office:word" xmlns:w="http://schemas.openxmlformats.org/wordprocessingml/2006/main" xmlns:w14="http://schemas.microsoft.com/office/word/2010/wordml" xmlns:w15="http://schemas.microsoft.com/office/word/2012/wordml" xmlns:w16cex="http://schemas.microsoft.com/office/word/2018/wordml/cex" xmlns:w16cid="http://schemas.microsoft.com/office/word/2016/wordml/cid" xmlns:w16="http://schemas.microsoft.com/office/word/2018/wordml" xmlns:w16sdtdh="http://schemas.microsoft.com/office/word/2020/wordml/sdtdatahash" xmlns:w16se="http://schemas.microsoft.com/office/word/2015/wordml/symex" xmlns:wpg="http://schemas.microsoft.com/office/word/2010/wordprocessingGroup" xmlns:wpi="http://schemas.microsoft.com/office/word/2010/wordprocessingInk" xmlns:wne="http://schemas.microsoft.com/office/word/2006/wordml" xmlns:wps="http://schemas.microsoft.com/office/word/2010/wordprocessingShape" mc:Ignorable="w14 w15 w16se w16cid w16 w16cex w16sdtdh wp14">
+<w:numbering xmlns:wpc="http://schemas.microsoft.com/office/word/2010/wordprocessingCanvas" xmlns:mc="http://schemas.openxmlformats.org/markup-compatibility/2006" xmlns:o="urn:schemas-microsoft-com:office:office" xmlns:r="http://schemas.openxmlformats.org/officeDocument/2006/relationships" xmlns:m="http://schemas.openxmlformats.org/officeDocument/2006/math" xmlns:v="urn:schemas-microsoft-com:vml" xmlns:wp14="http://schemas.microsoft.com/office/word/2010/wordprocessingDrawing" xmlns:wp="http://schemas.openxmlformats.org/drawingml/2006/wordprocessingDrawing" xmlns:w10="urn:schemas-microsoft-com:office:word" xmlns:w="http://schemas.openxmlformats.org/wordprocessingml/2006/main" xmlns:w14="http://schemas.microsoft.com/office/word/2010/wordml" xmlns:w15="http://schemas.microsoft.com/office/word/2012/wordml" xmlns:wpg="http://schemas.microsoft.com/office/word/2010/wordprocessingGroup" xmlns:wpi="http://schemas.microsoft.com/office/word/2010/wordprocessingInk" xmlns:wne="http://schemas.microsoft.com/office/word/2006/wordml" xmlns:wps="http://schemas.microsoft.com/office/word/2010/wordprocessingShape" mc:Ignorable="w14 w15 wp14">
   <w:abstractNum w:abstractNumId="0" w15:restartNumberingAfterBreak="0">
+    <w:nsid w:val="0B1F5522"/>
+    <w:multiLevelType w:val="hybridMultilevel"/>
+    <w:tmpl w:val="F1061224"/>
+    <w:lvl w:ilvl="0" w:tplc="0419000F">
+      <w:start w:val="1"/>
+      <w:numFmt w:val="decimal"/>
+      <w:lvlText w:val="%1."/>
+      <w:lvlJc w:val="left"/>
+      <w:pPr>
+        <w:ind w:left="720" w:hanging="360"/>
+      </w:pPr>
+      <w:rPr>
+        <w:rFonts w:hint="default"/>
+      </w:rPr>
+    </w:lvl>
+    <w:lvl w:ilvl="1" w:tplc="04190019" w:tentative="1">
+      <w:start w:val="1"/>
+      <w:numFmt w:val="lowerLetter"/>
+      <w:lvlText w:val="%2."/>
+      <w:lvlJc w:val="left"/>
+      <w:pPr>
+        <w:ind w:left="1440" w:hanging="360"/>
+      </w:pPr>
+    </w:lvl>
+    <w:lvl w:ilvl="2" w:tplc="0419001B" w:tentative="1">
+      <w:start w:val="1"/>
+      <w:numFmt w:val="lowerRoman"/>
+      <w:lvlText w:val="%3."/>
+      <w:lvlJc w:val="right"/>
+      <w:pPr>
+        <w:ind w:left="2160" w:hanging="180"/>
+      </w:pPr>
+    </w:lvl>
+    <w:lvl w:ilvl="3" w:tplc="0419000F" w:tentative="1">
+      <w:start w:val="1"/>
+      <w:numFmt w:val="decimal"/>
+      <w:lvlText w:val="%4."/>
+      <w:lvlJc w:val="left"/>
+      <w:pPr>
+        <w:ind w:left="2880" w:hanging="360"/>
+      </w:pPr>
+    </w:lvl>
+    <w:lvl w:ilvl="4" w:tplc="04190019" w:tentative="1">
+      <w:start w:val="1"/>
+      <w:numFmt w:val="lowerLetter"/>
+      <w:lvlText w:val="%5."/>
+      <w:lvlJc w:val="left"/>
+      <w:pPr>
+        <w:ind w:left="3600" w:hanging="360"/>
+      </w:pPr>
+    </w:lvl>
+    <w:lvl w:ilvl="5" w:tplc="0419001B" w:tentative="1">
+      <w:start w:val="1"/>
+      <w:numFmt w:val="lowerRoman"/>
+      <w:lvlText w:val="%6."/>
+      <w:lvlJc w:val="right"/>
+      <w:pPr>
+        <w:ind w:left="4320" w:hanging="180"/>
+      </w:pPr>
+    </w:lvl>
+    <w:lvl w:ilvl="6" w:tplc="0419000F" w:tentative="1">
+      <w:start w:val="1"/>
+      <w:numFmt w:val="decimal"/>
+      <w:lvlText w:val="%7."/>
+      <w:lvlJc w:val="left"/>
+      <w:pPr>
+        <w:ind w:left="5040" w:hanging="360"/>
+      </w:pPr>
+    </w:lvl>
+    <w:lvl w:ilvl="7" w:tplc="04190019" w:tentative="1">
+      <w:start w:val="1"/>
+      <w:numFmt w:val="lowerLetter"/>
+      <w:lvlText w:val="%8."/>
+      <w:lvlJc w:val="left"/>
+      <w:pPr>
+        <w:ind w:left="5760" w:hanging="360"/>
+      </w:pPr>
+    </w:lvl>
+    <w:lvl w:ilvl="8" w:tplc="0419001B" w:tentative="1">
+      <w:start w:val="1"/>
+      <w:numFmt w:val="lowerRoman"/>
+      <w:lvlText w:val="%9."/>
+      <w:lvlJc w:val="right"/>
+      <w:pPr>
+        <w:ind w:left="6480" w:hanging="180"/>
+      </w:pPr>
+    </w:lvl>
+  </w:abstractNum>
+  <w:abstractNum w:abstractNumId="1" w15:restartNumberingAfterBreak="0">
+    <w:nsid w:val="129F2441"/>
+    <w:multiLevelType w:val="hybridMultilevel"/>
+    <w:tmpl w:val="DC80A0D2"/>
+    <w:lvl w:ilvl="0" w:tplc="24DEAF48">
+      <w:start w:val="3"/>
+      <w:numFmt w:val="decimal"/>
+      <w:lvlText w:val="%1"/>
+      <w:lvlJc w:val="left"/>
+      <w:pPr>
+        <w:ind w:left="720" w:hanging="360"/>
+      </w:pPr>
+      <w:rPr>
+        <w:rFonts w:hint="default"/>
+      </w:rPr>
+    </w:lvl>
+    <w:lvl w:ilvl="1" w:tplc="04190019" w:tentative="1">
+      <w:start w:val="1"/>
+      <w:numFmt w:val="lowerLetter"/>
+      <w:lvlText w:val="%2."/>
+      <w:lvlJc w:val="left"/>
+      <w:pPr>
+        <w:ind w:left="1440" w:hanging="360"/>
+      </w:pPr>
+    </w:lvl>
+    <w:lvl w:ilvl="2" w:tplc="0419001B" w:tentative="1">
+      <w:start w:val="1"/>
+      <w:numFmt w:val="lowerRoman"/>
+      <w:lvlText w:val="%3."/>
+      <w:lvlJc w:val="right"/>
+      <w:pPr>
+        <w:ind w:left="2160" w:hanging="180"/>
+      </w:pPr>
+    </w:lvl>
+    <w:lvl w:ilvl="3" w:tplc="0419000F" w:tentative="1">
+      <w:start w:val="1"/>
+      <w:numFmt w:val="decimal"/>
+      <w:lvlText w:val="%4."/>
+      <w:lvlJc w:val="left"/>
+      <w:pPr>
+        <w:ind w:left="2880" w:hanging="360"/>
+      </w:pPr>
+    </w:lvl>
+    <w:lvl w:ilvl="4" w:tplc="04190019" w:tentative="1">
+      <w:start w:val="1"/>
+      <w:numFmt w:val="lowerLetter"/>
+      <w:lvlText w:val="%5."/>
+      <w:lvlJc w:val="left"/>
+      <w:pPr>
+        <w:ind w:left="3600" w:hanging="360"/>
+      </w:pPr>
+    </w:lvl>
+    <w:lvl w:ilvl="5" w:tplc="0419001B" w:tentative="1">
+      <w:start w:val="1"/>
+      <w:numFmt w:val="lowerRoman"/>
+      <w:lvlText w:val="%6."/>
+      <w:lvlJc w:val="right"/>
+      <w:pPr>
+        <w:ind w:left="4320" w:hanging="180"/>
+      </w:pPr>
+    </w:lvl>
+    <w:lvl w:ilvl="6" w:tplc="0419000F" w:tentative="1">
+      <w:start w:val="1"/>
+      <w:numFmt w:val="decimal"/>
+      <w:lvlText w:val="%7."/>
+      <w:lvlJc w:val="left"/>
+      <w:pPr>
+        <w:ind w:left="5040" w:hanging="360"/>
+      </w:pPr>
+    </w:lvl>
+    <w:lvl w:ilvl="7" w:tplc="04190019" w:tentative="1">
+      <w:start w:val="1"/>
+      <w:numFmt w:val="lowerLetter"/>
+      <w:lvlText w:val="%8."/>
+      <w:lvlJc w:val="left"/>
+      <w:pPr>
+        <w:ind w:left="5760" w:hanging="360"/>
+      </w:pPr>
+    </w:lvl>
+    <w:lvl w:ilvl="8" w:tplc="0419001B" w:tentative="1">
+      <w:start w:val="1"/>
+      <w:numFmt w:val="lowerRoman"/>
+      <w:lvlText w:val="%9."/>
+      <w:lvlJc w:val="right"/>
+      <w:pPr>
+        <w:ind w:left="6480" w:hanging="180"/>
+      </w:pPr>
+    </w:lvl>
+  </w:abstractNum>
+  <w:abstractNum w:abstractNumId="2" w15:restartNumberingAfterBreak="0">
     <w:nsid w:val="16B72E12"/>
     <w:multiLevelType w:val="multilevel"/>
     <w:tmpl w:val="54CA4B3E"/>
@@ -1593,7 +3186,96 @@
       </w:pPr>
     </w:lvl>
   </w:abstractNum>
-  <w:abstractNum w:abstractNumId="1" w15:restartNumberingAfterBreak="0">
+  <w:abstractNum w:abstractNumId="3" w15:restartNumberingAfterBreak="0">
+    <w:nsid w:val="3C514029"/>
+    <w:multiLevelType w:val="hybridMultilevel"/>
+    <w:tmpl w:val="F1061224"/>
+    <w:lvl w:ilvl="0" w:tplc="0419000F">
+      <w:start w:val="1"/>
+      <w:numFmt w:val="decimal"/>
+      <w:lvlText w:val="%1."/>
+      <w:lvlJc w:val="left"/>
+      <w:pPr>
+        <w:ind w:left="720" w:hanging="360"/>
+      </w:pPr>
+      <w:rPr>
+        <w:rFonts w:hint="default"/>
+      </w:rPr>
+    </w:lvl>
+    <w:lvl w:ilvl="1" w:tplc="04190019" w:tentative="1">
+      <w:start w:val="1"/>
+      <w:numFmt w:val="lowerLetter"/>
+      <w:lvlText w:val="%2."/>
+      <w:lvlJc w:val="left"/>
+      <w:pPr>
+        <w:ind w:left="1440" w:hanging="360"/>
+      </w:pPr>
+    </w:lvl>
+    <w:lvl w:ilvl="2" w:tplc="0419001B" w:tentative="1">
+      <w:start w:val="1"/>
+      <w:numFmt w:val="lowerRoman"/>
+      <w:lvlText w:val="%3."/>
+      <w:lvlJc w:val="right"/>
+      <w:pPr>
+        <w:ind w:left="2160" w:hanging="180"/>
+      </w:pPr>
+    </w:lvl>
+    <w:lvl w:ilvl="3" w:tplc="0419000F" w:tentative="1">
+      <w:start w:val="1"/>
+      <w:numFmt w:val="decimal"/>
+      <w:lvlText w:val="%4."/>
+      <w:lvlJc w:val="left"/>
+      <w:pPr>
+        <w:ind w:left="2880" w:hanging="360"/>
+      </w:pPr>
+    </w:lvl>
+    <w:lvl w:ilvl="4" w:tplc="04190019" w:tentative="1">
+      <w:start w:val="1"/>
+      <w:numFmt w:val="lowerLetter"/>
+      <w:lvlText w:val="%5."/>
+      <w:lvlJc w:val="left"/>
+      <w:pPr>
+        <w:ind w:left="3600" w:hanging="360"/>
+      </w:pPr>
+    </w:lvl>
+    <w:lvl w:ilvl="5" w:tplc="0419001B" w:tentative="1">
+      <w:start w:val="1"/>
+      <w:numFmt w:val="lowerRoman"/>
+      <w:lvlText w:val="%6."/>
+      <w:lvlJc w:val="right"/>
+      <w:pPr>
+        <w:ind w:left="4320" w:hanging="180"/>
+      </w:pPr>
+    </w:lvl>
+    <w:lvl w:ilvl="6" w:tplc="0419000F" w:tentative="1">
+      <w:start w:val="1"/>
+      <w:numFmt w:val="decimal"/>
+      <w:lvlText w:val="%7."/>
+      <w:lvlJc w:val="left"/>
+      <w:pPr>
+        <w:ind w:left="5040" w:hanging="360"/>
+      </w:pPr>
+    </w:lvl>
+    <w:lvl w:ilvl="7" w:tplc="04190019" w:tentative="1">
+      <w:start w:val="1"/>
+      <w:numFmt w:val="lowerLetter"/>
+      <w:lvlText w:val="%8."/>
+      <w:lvlJc w:val="left"/>
+      <w:pPr>
+        <w:ind w:left="5760" w:hanging="360"/>
+      </w:pPr>
+    </w:lvl>
+    <w:lvl w:ilvl="8" w:tplc="0419001B" w:tentative="1">
+      <w:start w:val="1"/>
+      <w:numFmt w:val="lowerRoman"/>
+      <w:lvlText w:val="%9."/>
+      <w:lvlJc w:val="right"/>
+      <w:pPr>
+        <w:ind w:left="6480" w:hanging="180"/>
+      </w:pPr>
+    </w:lvl>
+  </w:abstractNum>
+  <w:abstractNum w:abstractNumId="4" w15:restartNumberingAfterBreak="0">
     <w:nsid w:val="4D0616A8"/>
     <w:multiLevelType w:val="hybridMultilevel"/>
     <w:tmpl w:val="2B7C9F68"/>
@@ -1682,7 +3364,7 @@
       </w:pPr>
     </w:lvl>
   </w:abstractNum>
-  <w:abstractNum w:abstractNumId="2" w15:restartNumberingAfterBreak="0">
+  <w:abstractNum w:abstractNumId="5" w15:restartNumberingAfterBreak="0">
     <w:nsid w:val="57C72B59"/>
     <w:multiLevelType w:val="hybridMultilevel"/>
     <w:tmpl w:val="F1061224"/>
@@ -1771,11 +3453,11 @@
       </w:pPr>
     </w:lvl>
   </w:abstractNum>
-  <w:num w:numId="1" w16cid:durableId="1729496437">
-    <w:abstractNumId w:val="1"/>
+  <w:num w:numId="1">
+    <w:abstractNumId w:val="4"/>
   </w:num>
-  <w:num w:numId="2" w16cid:durableId="1470367243">
-    <w:abstractNumId w:val="0"/>
+  <w:num w:numId="2">
+    <w:abstractNumId w:val="2"/>
     <w:lvlOverride w:ilvl="0">
       <w:startOverride w:val="1"/>
     </w:lvlOverride>
@@ -1804,14 +3486,23 @@
       <w:startOverride w:val="1"/>
     </w:lvlOverride>
   </w:num>
-  <w:num w:numId="3" w16cid:durableId="1569152776">
-    <w:abstractNumId w:val="2"/>
+  <w:num w:numId="3">
+    <w:abstractNumId w:val="5"/>
+  </w:num>
+  <w:num w:numId="4">
+    <w:abstractNumId w:val="3"/>
+  </w:num>
+  <w:num w:numId="5">
+    <w:abstractNumId w:val="1"/>
+  </w:num>
+  <w:num w:numId="6">
+    <w:abstractNumId w:val="0"/>
   </w:num>
 </w:numbering>
 </file>
 
 <file path=word/styles.xml><?xml version="1.0" encoding="utf-8"?>
-<w:styles xmlns:mc="http://schemas.openxmlformats.org/markup-compatibility/2006" xmlns:r="http://schemas.openxmlformats.org/officeDocument/2006/relationships" xmlns:w="http://schemas.openxmlformats.org/wordprocessingml/2006/main" xmlns:w14="http://schemas.microsoft.com/office/word/2010/wordml" xmlns:w15="http://schemas.microsoft.com/office/word/2012/wordml" xmlns:w16cex="http://schemas.microsoft.com/office/word/2018/wordml/cex" xmlns:w16cid="http://schemas.microsoft.com/office/word/2016/wordml/cid" xmlns:w16="http://schemas.microsoft.com/office/word/2018/wordml" xmlns:w16sdtdh="http://schemas.microsoft.com/office/word/2020/wordml/sdtdatahash" xmlns:w16se="http://schemas.microsoft.com/office/word/2015/wordml/symex" mc:Ignorable="w14 w15 w16se w16cid w16 w16cex w16sdtdh">
+<w:styles xmlns:mc="http://schemas.openxmlformats.org/markup-compatibility/2006" xmlns:r="http://schemas.openxmlformats.org/officeDocument/2006/relationships" xmlns:w="http://schemas.openxmlformats.org/wordprocessingml/2006/main" xmlns:w14="http://schemas.microsoft.com/office/word/2010/wordml" xmlns:w15="http://schemas.microsoft.com/office/word/2012/wordml" mc:Ignorable="w14 w15">
   <w:docDefaults>
     <w:rPrDefault>
       <w:rPr>
@@ -1829,7 +3520,7 @@
       </w:pPr>
     </w:pPrDefault>
   </w:docDefaults>
-  <w:latentStyles w:defLockedState="0" w:defUIPriority="99" w:defSemiHidden="0" w:defUnhideWhenUsed="0" w:defQFormat="0" w:count="376">
+  <w:latentStyles w:defLockedState="0" w:defUIPriority="99" w:defSemiHidden="0" w:defUnhideWhenUsed="0" w:defQFormat="0" w:count="371">
     <w:lsdException w:name="Normal" w:uiPriority="0" w:qFormat="1"/>
     <w:lsdException w:name="heading 1" w:uiPriority="9" w:qFormat="1"/>
     <w:lsdException w:name="heading 2" w:semiHidden="1" w:uiPriority="9" w:unhideWhenUsed="1" w:qFormat="1"/>
@@ -2201,11 +3892,6 @@
     <w:lsdException w:name="List Table 5 Dark Accent 6" w:uiPriority="50"/>
     <w:lsdException w:name="List Table 6 Colorful Accent 6" w:uiPriority="51"/>
     <w:lsdException w:name="List Table 7 Colorful Accent 6" w:uiPriority="52"/>
-    <w:lsdException w:name="Mention" w:semiHidden="1" w:unhideWhenUsed="1"/>
-    <w:lsdException w:name="Smart Hyperlink" w:semiHidden="1" w:unhideWhenUsed="1"/>
-    <w:lsdException w:name="Hashtag" w:semiHidden="1" w:unhideWhenUsed="1"/>
-    <w:lsdException w:name="Unresolved Mention" w:semiHidden="1" w:unhideWhenUsed="1"/>
-    <w:lsdException w:name="Smart Link" w:semiHidden="1" w:unhideWhenUsed="1"/>
   </w:latentStyles>
   <w:style w:type="paragraph" w:default="1" w:styleId="a">
     <w:name w:val="Normal"/>
@@ -2413,6 +4099,7 @@
   <w:style w:type="character" w:default="1" w:styleId="a0">
     <w:name w:val="Default Paragraph Font"/>
     <w:uiPriority w:val="1"/>
+    <w:semiHidden/>
     <w:unhideWhenUsed/>
   </w:style>
   <w:style w:type="table" w:default="1" w:styleId="a1">
@@ -2575,7 +4262,7 @@
     </w:rPr>
   </w:style>
   <w:style w:type="character" w:customStyle="1" w:styleId="a4">
-    <w:name w:val="Заголовок Знак"/>
+    <w:name w:val="Название Знак"/>
     <w:basedOn w:val="a0"/>
     <w:link w:val="a3"/>
     <w:uiPriority w:val="10"/>
